--- a/Launcher/Templates/F_ТИПОВИЙ ДОГОВІР ОГб безопл вхід ГО УААСП.docx
+++ b/Launcher/Templates/F_ТИПОВИЙ ДОГОВІР ОГб безопл вхід ГО УААСП.docx
@@ -1,6 +1,6 @@
 
 <file path=word/document.xml><?xml version="1.0" encoding="utf-8"?>
-<w:document xmlns:wpc="http://schemas.microsoft.com/office/word/2010/wordprocessingCanvas" xmlns:cx="http://schemas.microsoft.com/office/drawing/2014/chartex" xmlns:cx1="http://schemas.microsoft.com/office/drawing/2015/9/8/chartex" xmlns:cx2="http://schemas.microsoft.com/office/drawing/2015/10/21/chartex" xmlns:cx3="http://schemas.microsoft.com/office/drawing/2016/5/9/chartex" xmlns:cx4="http://schemas.microsoft.com/office/drawing/2016/5/10/chartex" xmlns:cx5="http://schemas.microsoft.com/office/drawing/2016/5/11/chartex" xmlns:cx6="http://schemas.microsoft.com/office/drawing/2016/5/12/chartex" xmlns:cx7="http://schemas.microsoft.com/office/drawing/2016/5/13/chartex" xmlns:cx8="http://schemas.microsoft.com/office/drawing/2016/5/14/chartex" xmlns:mc="http://schemas.openxmlformats.org/markup-compatibility/2006" xmlns:aink="http://schemas.microsoft.com/office/drawing/2016/ink" xmlns:am3d="http://schemas.microsoft.com/office/drawing/2017/model3d" xmlns:o="urn:schemas-microsoft-com:office:office" xmlns:r="http://schemas.openxmlformats.org/officeDocument/2006/relationships" xmlns:m="http://schemas.openxmlformats.org/officeDocument/2006/math" xmlns:v="urn:schemas-microsoft-com:vml" xmlns:wp14="http://schemas.microsoft.com/office/word/2010/wordprocessingDrawing" xmlns:wp="http://schemas.openxmlformats.org/drawingml/2006/wordprocessingDrawing" xmlns:w10="urn:schemas-microsoft-com:office:word" xmlns:w="http://schemas.openxmlformats.org/wordprocessingml/2006/main" xmlns:w14="http://schemas.microsoft.com/office/word/2010/wordml" xmlns:w15="http://schemas.microsoft.com/office/word/2012/wordml" xmlns:w16cid="http://schemas.microsoft.com/office/word/2016/wordml/cid" xmlns:w16se="http://schemas.microsoft.com/office/word/2015/wordml/symex" xmlns:wpg="http://schemas.microsoft.com/office/word/2010/wordprocessingGroup" xmlns:wpi="http://schemas.microsoft.com/office/word/2010/wordprocessingInk" xmlns:wne="http://schemas.microsoft.com/office/word/2006/wordml" xmlns:wps="http://schemas.microsoft.com/office/word/2010/wordprocessingShape" mc:Ignorable="w14 w15 w16se w16cid wp14">
+<w:document xmlns:wpc="http://schemas.microsoft.com/office/word/2010/wordprocessingCanvas" xmlns:mc="http://schemas.openxmlformats.org/markup-compatibility/2006" xmlns:o="urn:schemas-microsoft-com:office:office" xmlns:r="http://schemas.openxmlformats.org/officeDocument/2006/relationships" xmlns:m="http://schemas.openxmlformats.org/officeDocument/2006/math" xmlns:v="urn:schemas-microsoft-com:vml" xmlns:wp14="http://schemas.microsoft.com/office/word/2010/wordprocessingDrawing" xmlns:wp="http://schemas.openxmlformats.org/drawingml/2006/wordprocessingDrawing" xmlns:w10="urn:schemas-microsoft-com:office:word" xmlns:w="http://schemas.openxmlformats.org/wordprocessingml/2006/main" xmlns:w14="http://schemas.microsoft.com/office/word/2010/wordml" xmlns:w15="http://schemas.microsoft.com/office/word/2012/wordml" xmlns:wpg="http://schemas.microsoft.com/office/word/2010/wordprocessingGroup" xmlns:wpi="http://schemas.microsoft.com/office/word/2010/wordprocessingInk" xmlns:wne="http://schemas.microsoft.com/office/word/2006/wordml" xmlns:wps="http://schemas.microsoft.com/office/word/2010/wordprocessingShape" mc:Ignorable="w14 w15 wp14">
   <w:body>
     <w:p>
       <w:pPr>
@@ -24,16 +24,15 @@
           <w:szCs w:val="18"/>
           <w:lang w:val="uk-UA"/>
         </w:rPr>
-        <w:t xml:space="preserve">(з організатором гастрольного </w:t>
-      </w:r>
-      <w:proofErr w:type="spellStart"/>
+        <w:t>(з організатором гастрольного заходу_</w:t>
+      </w:r>
       <w:r>
         <w:rPr>
           <w:sz w:val="18"/>
           <w:szCs w:val="18"/>
           <w:lang w:val="uk-UA"/>
         </w:rPr>
-        <w:t>заходу_</w:t>
+        <w:t>безкош</w:t>
       </w:r>
       <w:r>
         <w:rPr>
@@ -41,7 +40,7 @@
           <w:szCs w:val="18"/>
           <w:lang w:val="uk-UA"/>
         </w:rPr>
-        <w:t>безкош</w:t>
+        <w:t>т</w:t>
       </w:r>
       <w:r>
         <w:rPr>
@@ -49,7 +48,7 @@
           <w:szCs w:val="18"/>
           <w:lang w:val="uk-UA"/>
         </w:rPr>
-        <w:t>т</w:t>
+        <w:t>ов</w:t>
       </w:r>
       <w:r>
         <w:rPr>
@@ -57,24 +56,7 @@
           <w:szCs w:val="18"/>
           <w:lang w:val="uk-UA"/>
         </w:rPr>
-        <w:t>ов</w:t>
-      </w:r>
-      <w:r>
-        <w:rPr>
-          <w:sz w:val="18"/>
-          <w:szCs w:val="18"/>
-          <w:lang w:val="uk-UA"/>
-        </w:rPr>
-        <w:t>ннй</w:t>
-      </w:r>
-      <w:proofErr w:type="spellEnd"/>
-      <w:r>
-        <w:rPr>
-          <w:sz w:val="18"/>
-          <w:szCs w:val="18"/>
-          <w:lang w:val="uk-UA"/>
-        </w:rPr>
-        <w:t xml:space="preserve">) </w:t>
+        <w:t xml:space="preserve">ннй) </w:t>
       </w:r>
       <w:r>
         <w:rPr>
@@ -208,7 +190,7 @@
         <w:sdtContent>
           <w:r>
             <w:rPr>
-              <w:rStyle w:val="ad"/>
+              <w:rStyle w:val="ac"/>
             </w:rPr>
             <w:t>Место для ввода текста.</w:t>
           </w:r>
@@ -297,7 +279,7 @@
         <w:sdtContent>
           <w:r>
             <w:rPr>
-              <w:rStyle w:val="ad"/>
+              <w:rStyle w:val="ac"/>
               <w:lang w:val="uk-UA"/>
             </w:rPr>
             <w:t>Место для ввода текста.</w:t>
@@ -463,7 +445,7 @@
         <w:sdtContent>
           <w:r>
             <w:rPr>
-              <w:rStyle w:val="ad"/>
+              <w:rStyle w:val="ac"/>
               <w:lang w:val="uk-UA"/>
             </w:rPr>
             <w:t>Место для ввода текста.</w:t>
@@ -501,7 +483,7 @@
         <w:sdtContent>
           <w:r>
             <w:rPr>
-              <w:rStyle w:val="ad"/>
+              <w:rStyle w:val="ac"/>
               <w:lang w:val="uk-UA"/>
             </w:rPr>
             <w:t>Место для ввода текста.</w:t>
@@ -562,7 +544,7 @@
         <w:sdtContent>
           <w:r>
             <w:rPr>
-              <w:rStyle w:val="ad"/>
+              <w:rStyle w:val="ac"/>
               <w:lang w:val="uk-UA"/>
             </w:rPr>
             <w:t>Место для ввода текста.</w:t>
@@ -597,7 +579,7 @@
         <w:sdtContent>
           <w:r>
             <w:rPr>
-              <w:rStyle w:val="ad"/>
+              <w:rStyle w:val="ac"/>
               <w:rFonts w:eastAsia="Calibri"/>
               <w:b/>
               <w:lang w:val="uk-UA"/>
@@ -636,7 +618,7 @@
         <w:sdtContent>
           <w:r>
             <w:rPr>
-              <w:rStyle w:val="ad"/>
+              <w:rStyle w:val="ac"/>
               <w:lang w:val="uk-UA"/>
             </w:rPr>
             <w:t>Место для ввода текста.</w:t>
@@ -671,7 +653,7 @@
         <w:sdtContent>
           <w:r>
             <w:rPr>
-              <w:rStyle w:val="ad"/>
+              <w:rStyle w:val="ac"/>
               <w:rFonts w:eastAsia="Calibri"/>
               <w:b/>
               <w:lang w:val="uk-UA"/>
@@ -874,25 +856,7 @@
           <w:szCs w:val="20"/>
           <w:lang w:val="uk-UA"/>
         </w:rPr>
-        <w:t xml:space="preserve">будь-який видовищний захід, пов’язаний з публічним виконанням творів (фестиваль,  концерт, вистава, </w:t>
-      </w:r>
-      <w:proofErr w:type="spellStart"/>
-      <w:r>
-        <w:rPr>
-          <w:sz w:val="20"/>
-          <w:szCs w:val="20"/>
-          <w:lang w:val="uk-UA"/>
-        </w:rPr>
-        <w:t>лекційно</w:t>
-      </w:r>
-      <w:proofErr w:type="spellEnd"/>
-      <w:r>
-        <w:rPr>
-          <w:sz w:val="20"/>
-          <w:szCs w:val="20"/>
-          <w:lang w:val="uk-UA"/>
-        </w:rPr>
-        <w:t>-концертна, розважальна програма, виступ пересувного циркового колективу, пересувний меха</w:t>
+        <w:t>будь-який видовищний захід, пов’язаний з публічним виконанням творів (фестиваль,  концерт, вистава, лекційно-концертна, розважальна програма, виступ пересувного циркового колективу, пересувний меха</w:t>
       </w:r>
       <w:r>
         <w:rPr>
@@ -1350,7 +1314,7 @@
       <w:hyperlink r:id="rId8" w:history="1">
         <w:r>
           <w:rPr>
-            <w:rStyle w:val="a9"/>
+            <w:rStyle w:val="a8"/>
             <w:sz w:val="20"/>
             <w:szCs w:val="20"/>
             <w:lang w:val="uk-UA"/>
@@ -1674,8 +1638,6 @@
           <w:lang w:val="uk-UA"/>
         </w:rPr>
       </w:pPr>
-      <w:bookmarkStart w:id="1" w:name="_GoBack"/>
-      <w:bookmarkEnd w:id="1"/>
       <w:r>
         <w:rPr>
           <w:sz w:val="20"/>
@@ -1703,6 +1665,7 @@
           <w:docPartGallery w:val="Tables"/>
         </w:docPartList>
       </w:sdtPr>
+      <w:sdtEndPr/>
       <w:sdtContent>
         <w:p>
           <w:pPr>
@@ -2238,7 +2201,7 @@
         </w:rPr>
         <w:t xml:space="preserve">Сума авторської винагороди (роялті) визначена Сторонами, становить: </w:t>
       </w:r>
-      <w:bookmarkStart w:id="2" w:name="_Hlk3207123"/>
+      <w:bookmarkStart w:id="1" w:name="_Hlk3207123"/>
       <w:sdt>
         <w:sdtPr>
           <w:rPr>
@@ -2261,7 +2224,7 @@
         <w:sdtContent>
           <w:r>
             <w:rPr>
-              <w:rStyle w:val="ad"/>
+              <w:rStyle w:val="ac"/>
               <w:lang w:val="uk-UA"/>
             </w:rPr>
             <w:t>Место для ввода текста.</w:t>
@@ -2303,14 +2266,14 @@
         <w:sdtContent>
           <w:r>
             <w:rPr>
-              <w:rStyle w:val="ad"/>
+              <w:rStyle w:val="ac"/>
               <w:lang w:val="uk-UA"/>
             </w:rPr>
             <w:t>Место для ввода текста.</w:t>
           </w:r>
         </w:sdtContent>
       </w:sdt>
-      <w:bookmarkEnd w:id="2"/>
+      <w:bookmarkEnd w:id="1"/>
       <w:r>
         <w:rPr>
           <w:sz w:val="20"/>
@@ -2370,7 +2333,7 @@
         </w:rPr>
         <w:t xml:space="preserve"> </w:t>
       </w:r>
-      <w:bookmarkStart w:id="3" w:name="_Hlk3207175"/>
+      <w:bookmarkStart w:id="2" w:name="_Hlk3207175"/>
       <w:sdt>
         <w:sdtPr>
           <w:rPr>
@@ -2394,7 +2357,7 @@
         <w:sdtContent>
           <w:r>
             <w:rPr>
-              <w:rStyle w:val="ad"/>
+              <w:rStyle w:val="ac"/>
               <w:lang w:val="uk-UA"/>
             </w:rPr>
             <w:t>Место для ввода текста.</w:t>
@@ -2442,7 +2405,7 @@
         <w:sdtContent>
           <w:r>
             <w:rPr>
-              <w:rStyle w:val="ad"/>
+              <w:rStyle w:val="ac"/>
               <w:lang w:val="uk-UA"/>
             </w:rPr>
             <w:t>Место для ввода текста.</w:t>
@@ -2491,7 +2454,7 @@
         <w:sdtContent>
           <w:r>
             <w:rPr>
-              <w:rStyle w:val="ad"/>
+              <w:rStyle w:val="ac"/>
               <w:lang w:val="uk-UA"/>
             </w:rPr>
             <w:t>Место для ввода текста.</w:t>
@@ -2508,7 +2471,7 @@
         </w:rPr>
         <w:t xml:space="preserve"> коп.</w:t>
       </w:r>
-      <w:bookmarkEnd w:id="3"/>
+      <w:bookmarkEnd w:id="2"/>
     </w:p>
     <w:p>
       <w:pPr>
@@ -2821,7 +2784,7 @@
       <w:hyperlink r:id="rId9" w:history="1">
         <w:r>
           <w:rPr>
-            <w:rStyle w:val="a9"/>
+            <w:rStyle w:val="a8"/>
             <w:sz w:val="20"/>
             <w:szCs w:val="20"/>
             <w:lang w:val="uk-UA"/>
@@ -2843,33 +2806,15 @@
           <w:szCs w:val="20"/>
           <w:lang w:val="uk-UA"/>
         </w:rPr>
-        <w:t xml:space="preserve">(Звіт подається в файлі формату </w:t>
-      </w:r>
-      <w:proofErr w:type="spellStart"/>
-      <w:r>
-        <w:rPr>
-          <w:sz w:val="20"/>
-          <w:szCs w:val="20"/>
-          <w:lang w:val="uk-UA"/>
-        </w:rPr>
-        <w:t>Exсe</w:t>
-      </w:r>
-      <w:r>
-        <w:rPr>
-          <w:sz w:val="20"/>
-          <w:szCs w:val="20"/>
-          <w:lang w:val="uk-UA"/>
-        </w:rPr>
-        <w:t>l</w:t>
-      </w:r>
-      <w:proofErr w:type="spellEnd"/>
-      <w:r>
-        <w:rPr>
-          <w:sz w:val="20"/>
-          <w:szCs w:val="20"/>
-          <w:lang w:val="uk-UA"/>
-        </w:rPr>
-        <w:t>);</w:t>
+        <w:t>(Звіт подається в файлі формату Exсe</w:t>
+      </w:r>
+      <w:r>
+        <w:rPr>
+          <w:sz w:val="20"/>
+          <w:szCs w:val="20"/>
+          <w:lang w:val="uk-UA"/>
+        </w:rPr>
+        <w:t>l);</w:t>
       </w:r>
     </w:p>
     <w:p>
@@ -3572,7 +3517,7 @@
       <w:hyperlink r:id="rId10" w:history="1">
         <w:r>
           <w:rPr>
-            <w:rStyle w:val="a9"/>
+            <w:rStyle w:val="a8"/>
             <w:sz w:val="20"/>
             <w:szCs w:val="20"/>
             <w:lang w:val="uk-UA"/>
@@ -3731,25 +3676,7 @@
           <w:szCs w:val="20"/>
           <w:lang w:val="uk-UA"/>
         </w:rPr>
-        <w:t>3.1. Користувач зобов’язується використовувати лише оригінальні твори, що ідентифіковані по назвам, прізвищам і ініціалам авторів, без заподіяння їм шкоди, в тому числі не вносити змін або доповнень в твори без письмового дозволу автора (-</w:t>
-      </w:r>
-      <w:proofErr w:type="spellStart"/>
-      <w:r>
-        <w:rPr>
-          <w:sz w:val="20"/>
-          <w:szCs w:val="20"/>
-          <w:lang w:val="uk-UA"/>
-        </w:rPr>
-        <w:t>ів</w:t>
-      </w:r>
-      <w:proofErr w:type="spellEnd"/>
-      <w:r>
-        <w:rPr>
-          <w:sz w:val="20"/>
-          <w:szCs w:val="20"/>
-          <w:lang w:val="uk-UA"/>
-        </w:rPr>
-        <w:t>) творів.</w:t>
+        <w:t>3.1. Користувач зобов’язується використовувати лише оригінальні твори, що ідентифіковані по назвам, прізвищам і ініціалам авторів, без заподіяння їм шкоди, в тому числі не вносити змін або доповнень в твори без письмового дозволу автора (-ів) творів.</w:t>
       </w:r>
     </w:p>
     <w:p>
@@ -4154,23 +4081,7 @@
           <w:spacing w:val="-6"/>
           <w:lang w:val="uk-UA"/>
         </w:rPr>
-        <w:t xml:space="preserve">оговору будуть </w:t>
-      </w:r>
-      <w:proofErr w:type="spellStart"/>
-      <w:r>
-        <w:rPr>
-          <w:spacing w:val="-6"/>
-          <w:lang w:val="uk-UA"/>
-        </w:rPr>
-        <w:t>здійснюватись</w:t>
-      </w:r>
-      <w:proofErr w:type="spellEnd"/>
-      <w:r>
-        <w:rPr>
-          <w:spacing w:val="-6"/>
-          <w:lang w:val="uk-UA"/>
-        </w:rPr>
-        <w:t xml:space="preserve"> тільки </w:t>
+        <w:t xml:space="preserve">оговору будуть здійснюватись тільки </w:t>
       </w:r>
       <w:r>
         <w:rPr>
@@ -5656,35 +5567,7 @@
         <w:rPr>
           <w:lang w:val="uk-UA"/>
         </w:rPr>
-        <w:t xml:space="preserve"> у базі персональних даних «Користувачі авторського права» підлягають наступні категорії персональних даних: адреса проживання (реєстрації), </w:t>
-      </w:r>
-      <w:proofErr w:type="spellStart"/>
-      <w:r>
-        <w:rPr>
-          <w:lang w:val="uk-UA"/>
-        </w:rPr>
-        <w:t>резидентство</w:t>
-      </w:r>
-      <w:proofErr w:type="spellEnd"/>
-      <w:r>
-        <w:rPr>
-          <w:lang w:val="uk-UA"/>
-        </w:rPr>
-        <w:t>, ідентифікаційний податковий номер, паспортні дані, банківські реквізити, контактні номери телефонів, E-</w:t>
-      </w:r>
-      <w:proofErr w:type="spellStart"/>
-      <w:r>
-        <w:rPr>
-          <w:lang w:val="uk-UA"/>
-        </w:rPr>
-        <w:t>mail</w:t>
-      </w:r>
-      <w:proofErr w:type="spellEnd"/>
-      <w:r>
-        <w:rPr>
-          <w:lang w:val="uk-UA"/>
-        </w:rPr>
-        <w:t>.</w:t>
+        <w:t xml:space="preserve"> у базі персональних даних «Користувачі авторського права» підлягають наступні категорії персональних даних: адреса проживання (реєстрації), резидентство, ідентифікаційний податковий номер, паспортні дані, банківські реквізити, контактні номери телефонів, E-mail.</w:t>
       </w:r>
     </w:p>
     <w:p>
@@ -6437,199 +6320,305 @@
           </w:p>
           <w:p>
             <w:pPr>
-              <w:rPr>
+              <w:ind w:left="207"/>
+              <w:rPr>
+                <w:rFonts w:eastAsia="Times New Roman"/>
                 <w:b w:val="0"/>
+                <w:bCs w:val="0"/>
                 <w:sz w:val="18"/>
                 <w:szCs w:val="18"/>
-                <w:lang w:val="uk-UA"/>
-              </w:rPr>
-            </w:pPr>
+                <w:lang w:val="uk-UA" w:eastAsia="ar-SA"/>
+              </w:rPr>
+            </w:pPr>
+            <w:bookmarkStart w:id="3" w:name="_GoBack"/>
+            <w:bookmarkEnd w:id="3"/>
             <w:r>
               <w:rPr>
+                <w:rFonts w:eastAsia="Times New Roman"/>
                 <w:b w:val="0"/>
-                <w:sz w:val="20"/>
-                <w:szCs w:val="20"/>
-                <w:lang w:val="uk-UA"/>
-              </w:rPr>
-              <w:t xml:space="preserve">    </w:t>
+                <w:bCs w:val="0"/>
+                <w:sz w:val="18"/>
+                <w:szCs w:val="18"/>
+                <w:lang w:val="uk-UA" w:eastAsia="ar-SA"/>
+              </w:rPr>
+              <w:t>Юридична адреса: 01030, м. Київ, вул. Б. Хмельницького,</w:t>
+            </w:r>
+          </w:p>
+          <w:p>
+            <w:pPr>
+              <w:suppressAutoHyphens/>
+              <w:autoSpaceDE/>
+              <w:ind w:left="207"/>
+              <w:rPr>
+                <w:rFonts w:eastAsia="Times New Roman"/>
+                <w:b w:val="0"/>
+                <w:bCs w:val="0"/>
+                <w:sz w:val="18"/>
+                <w:szCs w:val="18"/>
+                <w:lang w:val="uk-UA" w:eastAsia="ar-SA"/>
+              </w:rPr>
+            </w:pPr>
+            <w:r>
+              <w:rPr>
+                <w:rFonts w:eastAsia="Times New Roman"/>
+                <w:b w:val="0"/>
+                <w:bCs w:val="0"/>
+                <w:sz w:val="18"/>
+                <w:szCs w:val="18"/>
+                <w:lang w:val="uk-UA" w:eastAsia="ar-SA"/>
+              </w:rPr>
+              <w:t>буд. 41 літера А, прим. 1-3,</w:t>
+            </w:r>
+          </w:p>
+          <w:p>
+            <w:pPr>
+              <w:suppressAutoHyphens/>
+              <w:autoSpaceDE/>
+              <w:ind w:left="207"/>
+              <w:rPr>
+                <w:rFonts w:eastAsia="Times New Roman"/>
+                <w:b w:val="0"/>
+                <w:bCs w:val="0"/>
+                <w:sz w:val="18"/>
+                <w:szCs w:val="18"/>
+                <w:lang w:val="uk-UA" w:eastAsia="ar-SA"/>
+              </w:rPr>
+            </w:pPr>
+            <w:r>
+              <w:rPr>
+                <w:rFonts w:eastAsia="Times New Roman"/>
+                <w:b w:val="0"/>
+                <w:bCs w:val="0"/>
+                <w:sz w:val="18"/>
+                <w:szCs w:val="18"/>
+                <w:lang w:val="uk-UA" w:eastAsia="ar-SA"/>
+              </w:rPr>
+              <w:t>Фактична адреса: 04053, м. Київ, провулок Киянівський, будинок 3-7, офіс № 223</w:t>
+            </w:r>
+          </w:p>
+          <w:p>
+            <w:pPr>
+              <w:suppressAutoHyphens/>
+              <w:autoSpaceDE/>
+              <w:ind w:left="207"/>
+              <w:rPr>
+                <w:rFonts w:eastAsia="Times New Roman"/>
+                <w:b w:val="0"/>
+                <w:bCs w:val="0"/>
+                <w:sz w:val="24"/>
+                <w:szCs w:val="24"/>
+                <w:lang w:eastAsia="ar-SA"/>
+              </w:rPr>
+            </w:pPr>
+            <w:r>
+              <w:rPr>
+                <w:rFonts w:eastAsia="Times New Roman"/>
+                <w:b w:val="0"/>
+                <w:bCs w:val="0"/>
+                <w:sz w:val="18"/>
+                <w:szCs w:val="18"/>
+                <w:shd w:val="clear" w:color="auto" w:fill="FFFFFF"/>
+                <w:lang w:val="uk-UA" w:eastAsia="ar-SA"/>
+              </w:rPr>
+              <w:t>тел.: 044-223-60-40;</w:t>
+            </w:r>
+          </w:p>
+          <w:p>
+            <w:pPr>
+              <w:suppressAutoHyphens/>
+              <w:autoSpaceDE/>
+              <w:ind w:left="207"/>
+              <w:rPr>
+                <w:rFonts w:eastAsia="Times New Roman"/>
+                <w:b w:val="0"/>
+                <w:bCs w:val="0"/>
+                <w:sz w:val="24"/>
+                <w:szCs w:val="24"/>
+                <w:lang w:eastAsia="ar-SA"/>
+              </w:rPr>
+            </w:pPr>
+            <w:r>
+              <w:rPr>
+                <w:rFonts w:eastAsia="Times New Roman"/>
+                <w:sz w:val="18"/>
+                <w:szCs w:val="18"/>
+                <w:lang w:val="uk-UA" w:eastAsia="ar-SA"/>
+              </w:rPr>
+              <w:t>Адреса для листування:</w:t>
             </w:r>
             <w:r>
               <w:rPr>
+                <w:rFonts w:eastAsia="Times New Roman"/>
                 <w:b w:val="0"/>
+                <w:bCs w:val="0"/>
+                <w:sz w:val="24"/>
+                <w:szCs w:val="24"/>
+                <w:lang w:eastAsia="ar-SA"/>
+              </w:rPr>
+              <w:t xml:space="preserve"> </w:t>
+            </w:r>
+            <w:r>
+              <w:rPr>
+                <w:rFonts w:eastAsia="Times New Roman"/>
                 <w:sz w:val="18"/>
                 <w:szCs w:val="18"/>
-                <w:lang w:val="uk-UA"/>
-              </w:rPr>
-              <w:t xml:space="preserve">01030, м. Київ, </w:t>
+                <w:lang w:val="uk-UA" w:eastAsia="ar-SA"/>
+              </w:rPr>
+              <w:t>01030, м. Київ, вул. Б. Хмельницького 44, а/с 146</w:t>
             </w:r>
           </w:p>
           <w:p>
             <w:pPr>
-              <w:ind w:left="180"/>
-              <w:rPr>
+              <w:suppressAutoHyphens/>
+              <w:autoSpaceDE/>
+              <w:ind w:left="207"/>
+              <w:rPr>
+                <w:rFonts w:eastAsia="Times New Roman"/>
                 <w:b w:val="0"/>
+                <w:bCs w:val="0"/>
+                <w:sz w:val="24"/>
+                <w:szCs w:val="24"/>
+                <w:lang w:eastAsia="ar-SA"/>
+              </w:rPr>
+            </w:pPr>
+            <w:r>
+              <w:rPr>
+                <w:rFonts w:eastAsia="Times New Roman"/>
+                <w:b w:val="0"/>
+                <w:bCs w:val="0"/>
                 <w:sz w:val="18"/>
                 <w:szCs w:val="18"/>
-                <w:lang w:val="uk-UA"/>
+                <w:lang w:val="uk-UA" w:eastAsia="ar-SA"/>
+              </w:rPr>
+              <w:t>код ЄДРПОУ: 39939650;</w:t>
+            </w:r>
+          </w:p>
+          <w:p>
+            <w:pPr>
+              <w:suppressAutoHyphens/>
+              <w:autoSpaceDE/>
+              <w:ind w:left="207"/>
+              <w:rPr>
+                <w:rFonts w:eastAsia="Times New Roman"/>
+                <w:b w:val="0"/>
+                <w:bCs w:val="0"/>
+                <w:sz w:val="24"/>
+                <w:szCs w:val="24"/>
+                <w:lang w:eastAsia="ar-SA"/>
               </w:rPr>
             </w:pPr>
             <w:r>
               <w:rPr>
+                <w:rFonts w:eastAsia="Times New Roman"/>
                 <w:b w:val="0"/>
+                <w:bCs w:val="0"/>
                 <w:sz w:val="18"/>
                 <w:szCs w:val="18"/>
-                <w:lang w:val="uk-UA"/>
-              </w:rPr>
-              <w:t>вул. Б. Хмельницького, буд. 41 літера А, прим. 1-3,</w:t>
+                <w:lang w:val="uk-UA" w:eastAsia="ar-SA"/>
+              </w:rPr>
+              <w:t>IBAN UA763218420000026002053021074</w:t>
             </w:r>
           </w:p>
           <w:p>
             <w:pPr>
-              <w:ind w:left="180"/>
-              <w:rPr>
+              <w:suppressAutoHyphens/>
+              <w:autoSpaceDE/>
+              <w:ind w:left="207"/>
+              <w:rPr>
+                <w:rFonts w:eastAsia="Times New Roman"/>
                 <w:b w:val="0"/>
+                <w:bCs w:val="0"/>
+                <w:sz w:val="24"/>
+                <w:szCs w:val="24"/>
+                <w:lang w:eastAsia="ar-SA"/>
+              </w:rPr>
+            </w:pPr>
+            <w:r>
+              <w:rPr>
+                <w:rFonts w:eastAsia="Times New Roman"/>
+                <w:b w:val="0"/>
+                <w:bCs w:val="0"/>
                 <w:sz w:val="18"/>
                 <w:szCs w:val="18"/>
-                <w:lang w:val="uk-UA"/>
-              </w:rPr>
-            </w:pPr>
-            <w:proofErr w:type="spellStart"/>
+                <w:lang w:val="uk-UA" w:eastAsia="ar-SA"/>
+              </w:rPr>
+              <w:t>в АТ КБ «Приватбанк»;</w:t>
+            </w:r>
+          </w:p>
+          <w:p>
+            <w:pPr>
+              <w:suppressAutoHyphens/>
+              <w:autoSpaceDE/>
+              <w:ind w:left="207"/>
+              <w:rPr>
+                <w:rFonts w:eastAsia="Times New Roman"/>
+                <w:b w:val="0"/>
+                <w:bCs w:val="0"/>
+                <w:sz w:val="24"/>
+                <w:szCs w:val="24"/>
+                <w:lang w:eastAsia="ar-SA"/>
+              </w:rPr>
+            </w:pPr>
             <w:r>
               <w:rPr>
+                <w:rFonts w:eastAsia="Times New Roman"/>
                 <w:b w:val="0"/>
+                <w:bCs w:val="0"/>
                 <w:sz w:val="18"/>
                 <w:szCs w:val="18"/>
-                <w:lang w:val="uk-UA"/>
-              </w:rPr>
-              <w:t>тел</w:t>
+                <w:lang w:val="uk-UA" w:eastAsia="ar-SA"/>
+              </w:rPr>
+              <w:t>МФО 321842</w:t>
             </w:r>
-            <w:proofErr w:type="spellEnd"/>
+          </w:p>
+          <w:p>
+            <w:pPr>
+              <w:suppressAutoHyphens/>
+              <w:autoSpaceDE/>
+              <w:rPr>
+                <w:rFonts w:eastAsia="Times New Roman"/>
+                <w:b w:val="0"/>
+                <w:bCs w:val="0"/>
+                <w:sz w:val="24"/>
+                <w:szCs w:val="24"/>
+                <w:lang w:eastAsia="ar-SA"/>
+              </w:rPr>
+            </w:pPr>
             <w:r>
               <w:rPr>
+                <w:rFonts w:eastAsia="Times New Roman"/>
                 <w:b w:val="0"/>
+                <w:bCs w:val="0"/>
                 <w:sz w:val="18"/>
                 <w:szCs w:val="18"/>
-                <w:lang w:val="uk-UA"/>
-              </w:rPr>
-              <w:t>.: (044) 223-60-40;</w:t>
+                <w:lang w:val="uk-UA" w:eastAsia="ar-SA"/>
+              </w:rPr>
+              <w:t>     Організація має статус неприбуткової за ознакою</w:t>
             </w:r>
           </w:p>
           <w:p>
             <w:pPr>
-              <w:ind w:left="180"/>
-              <w:rPr>
+              <w:suppressAutoHyphens/>
+              <w:autoSpaceDE/>
+              <w:rPr>
+                <w:rFonts w:eastAsia="Times New Roman"/>
                 <w:b w:val="0"/>
+                <w:bCs w:val="0"/>
+                <w:sz w:val="24"/>
+                <w:szCs w:val="24"/>
+                <w:lang w:eastAsia="ar-SA"/>
+              </w:rPr>
+            </w:pPr>
+            <w:r>
+              <w:rPr>
+                <w:rFonts w:eastAsia="Times New Roman"/>
+                <w:b w:val="0"/>
+                <w:bCs w:val="0"/>
                 <w:sz w:val="18"/>
                 <w:szCs w:val="18"/>
-                <w:lang w:val="uk-UA"/>
-              </w:rPr>
-            </w:pPr>
-            <w:r>
-              <w:rPr>
-                <w:b w:val="0"/>
-                <w:sz w:val="18"/>
-                <w:szCs w:val="18"/>
-                <w:lang w:val="uk-UA"/>
-              </w:rPr>
-              <w:t>код ЄДРПОУ: 39939650;</w:t>
-            </w:r>
-          </w:p>
-          <w:p>
-            <w:pPr>
-              <w:ind w:left="180"/>
-              <w:rPr>
-                <w:b w:val="0"/>
-                <w:sz w:val="18"/>
-                <w:szCs w:val="18"/>
-                <w:lang w:val="uk-UA"/>
-              </w:rPr>
-            </w:pPr>
-            <w:r>
-              <w:rPr>
-                <w:b w:val="0"/>
-                <w:sz w:val="18"/>
-                <w:szCs w:val="18"/>
-                <w:lang w:val="uk-UA"/>
-              </w:rPr>
-              <w:t>поточний рахунок: 26002053021074</w:t>
-            </w:r>
-          </w:p>
-          <w:p>
-            <w:pPr>
-              <w:ind w:left="180"/>
-              <w:rPr>
-                <w:b w:val="0"/>
-                <w:sz w:val="18"/>
-                <w:szCs w:val="18"/>
-                <w:lang w:val="uk-UA"/>
-              </w:rPr>
-            </w:pPr>
-            <w:r>
-              <w:rPr>
-                <w:b w:val="0"/>
-                <w:sz w:val="18"/>
-                <w:szCs w:val="18"/>
-                <w:lang w:val="uk-UA"/>
-              </w:rPr>
-              <w:t>в АТ КБ «Приватбанк»;</w:t>
-            </w:r>
-          </w:p>
-          <w:p>
-            <w:pPr>
-              <w:ind w:left="180"/>
-              <w:rPr>
-                <w:b w:val="0"/>
-                <w:sz w:val="18"/>
-                <w:szCs w:val="18"/>
-                <w:lang w:val="uk-UA"/>
-              </w:rPr>
-            </w:pPr>
-            <w:r>
-              <w:rPr>
-                <w:b w:val="0"/>
-                <w:sz w:val="18"/>
-                <w:szCs w:val="18"/>
-                <w:lang w:val="uk-UA"/>
-              </w:rPr>
-              <w:t>МФО 321842</w:t>
-            </w:r>
-          </w:p>
-          <w:p>
-            <w:pPr>
-              <w:rPr>
-                <w:b w:val="0"/>
-                <w:sz w:val="18"/>
-                <w:szCs w:val="18"/>
-                <w:lang w:val="uk-UA"/>
-              </w:rPr>
-            </w:pPr>
-            <w:r>
-              <w:rPr>
-                <w:b w:val="0"/>
-                <w:sz w:val="18"/>
-                <w:szCs w:val="18"/>
-                <w:lang w:val="uk-UA"/>
-              </w:rPr>
-              <w:t xml:space="preserve">    Організація має статус неприбуткової за ознакою</w:t>
-            </w:r>
-          </w:p>
-          <w:p>
-            <w:pPr>
-              <w:rPr>
-                <w:b w:val="0"/>
-                <w:sz w:val="18"/>
-                <w:szCs w:val="18"/>
-                <w:lang w:val="uk-UA"/>
-              </w:rPr>
-            </w:pPr>
-            <w:r>
-              <w:rPr>
-                <w:b w:val="0"/>
-                <w:sz w:val="18"/>
-                <w:szCs w:val="18"/>
-                <w:lang w:val="uk-UA"/>
-              </w:rPr>
-              <w:t xml:space="preserve">    неприбутковості 0032</w:t>
+                <w:lang w:val="uk-UA" w:eastAsia="ar-SA"/>
+              </w:rPr>
+              <w:t>     неприбутковості 0032</w:t>
             </w:r>
           </w:p>
           <w:p>
@@ -6644,12 +6633,16 @@
             <w:hyperlink r:id="rId11" w:history="1">
               <w:r>
                 <w:rPr>
-                  <w:rStyle w:val="a9"/>
-                  <w:sz w:val="20"/>
-                  <w:szCs w:val="20"/>
-                  <w:lang w:val="uk-UA"/>
+                  <w:rFonts w:eastAsia="Times New Roman"/>
+                  <w:b w:val="0"/>
+                  <w:bCs w:val="0"/>
+                  <w:color w:val="0000FF"/>
+                  <w:sz w:val="18"/>
+                  <w:szCs w:val="18"/>
+                  <w:u w:val="single"/>
+                  <w:lang w:val="uk-UA" w:eastAsia="ar-SA"/>
                 </w:rPr>
-                <w:t>www.uacrr.org.ua</w:t>
+                <w:t>http://uacrr.org.ua</w:t>
               </w:r>
             </w:hyperlink>
           </w:p>
@@ -6818,7 +6811,7 @@
               <w:sdtContent>
                 <w:r>
                   <w:rPr>
-                    <w:rStyle w:val="ad"/>
+                    <w:rStyle w:val="ac"/>
                     <w:lang w:val="uk-UA"/>
                   </w:rPr>
                   <w:t>Место для ввода текста.</w:t>
@@ -6887,7 +6880,7 @@
               <w:sdtContent>
                 <w:r>
                   <w:rPr>
-                    <w:rStyle w:val="ad"/>
+                    <w:rStyle w:val="ac"/>
                     <w:lang w:val="uk-UA"/>
                   </w:rPr>
                   <w:t>Место для ввода текста.</w:t>
@@ -6936,7 +6929,7 @@
               <w:sdtContent>
                 <w:r>
                   <w:rPr>
-                    <w:rStyle w:val="ad"/>
+                    <w:rStyle w:val="ac"/>
                     <w:lang w:val="uk-UA"/>
                   </w:rPr>
                   <w:t>Место для ввода текста.</w:t>
@@ -6984,7 +6977,7 @@
               <w:sdtContent>
                 <w:r>
                   <w:rPr>
-                    <w:rStyle w:val="ad"/>
+                    <w:rStyle w:val="ac"/>
                     <w:lang w:val="uk-UA"/>
                   </w:rPr>
                   <w:t>Место для ввода текста.</w:t>
@@ -7002,23 +6995,13 @@
                 <w:lang w:val="uk-UA"/>
               </w:rPr>
             </w:pPr>
-            <w:proofErr w:type="spellStart"/>
             <w:r>
               <w:rPr>
                 <w:sz w:val="18"/>
                 <w:szCs w:val="18"/>
                 <w:lang w:val="uk-UA"/>
               </w:rPr>
-              <w:t>Тел</w:t>
-            </w:r>
-            <w:proofErr w:type="spellEnd"/>
-            <w:r>
-              <w:rPr>
-                <w:sz w:val="18"/>
-                <w:szCs w:val="18"/>
-                <w:lang w:val="uk-UA"/>
-              </w:rPr>
-              <w:t xml:space="preserve">.: </w:t>
+              <w:t xml:space="preserve">Тел.: </w:t>
             </w:r>
             <w:sdt>
               <w:sdtPr>
@@ -7043,7 +7026,7 @@
               <w:sdtContent>
                 <w:r>
                   <w:rPr>
-                    <w:rStyle w:val="ad"/>
+                    <w:rStyle w:val="ac"/>
                     <w:lang w:val="uk-UA"/>
                   </w:rPr>
                   <w:t>Место для ввода текста.</w:t>
@@ -7126,7 +7109,7 @@
               <w:sdtContent>
                 <w:r>
                   <w:rPr>
-                    <w:rStyle w:val="ad"/>
+                    <w:rStyle w:val="ac"/>
                     <w:lang w:val="uk-UA"/>
                   </w:rPr>
                   <w:t>Место для ввода текста.</w:t>
@@ -7190,7 +7173,7 @@
               <w:sdtContent>
                 <w:r>
                   <w:rPr>
-                    <w:rStyle w:val="ad"/>
+                    <w:rStyle w:val="ac"/>
                     <w:lang w:val="uk-UA"/>
                   </w:rPr>
                   <w:t>Место для ввода текста.</w:t>
@@ -7238,7 +7221,7 @@
               <w:sdtContent>
                 <w:r>
                   <w:rPr>
-                    <w:rStyle w:val="ad"/>
+                    <w:rStyle w:val="ac"/>
                     <w:lang w:val="uk-UA"/>
                   </w:rPr>
                   <w:t>Место для ввода текста.</w:t>
@@ -7285,7 +7268,7 @@
               <w:sdtContent>
                 <w:r>
                   <w:rPr>
-                    <w:rStyle w:val="ad"/>
+                    <w:rStyle w:val="ac"/>
                     <w:lang w:val="uk-UA"/>
                   </w:rPr>
                   <w:t>Место для ввода текста.</w:t>
@@ -7334,7 +7317,7 @@
               <w:sdtContent>
                 <w:r>
                   <w:rPr>
-                    <w:rStyle w:val="ad"/>
+                    <w:rStyle w:val="ac"/>
                     <w:lang w:val="uk-UA"/>
                   </w:rPr>
                   <w:t>Место для ввода текста.</w:t>
@@ -7372,7 +7355,7 @@
               <w:sdtContent>
                 <w:r>
                   <w:rPr>
-                    <w:rStyle w:val="ad"/>
+                    <w:rStyle w:val="ac"/>
                     <w:lang w:val="uk-UA"/>
                   </w:rPr>
                   <w:t>Место для ввода текста.</w:t>
@@ -7438,7 +7421,7 @@
               <w:sdtContent>
                 <w:r>
                   <w:rPr>
-                    <w:rStyle w:val="ad"/>
+                    <w:rStyle w:val="ac"/>
                     <w:lang w:val="uk-UA"/>
                   </w:rPr>
                   <w:t>Место для ввода текста.</w:t>
@@ -7494,7 +7477,7 @@
               <w:sdtContent>
                 <w:r>
                   <w:rPr>
-                    <w:rStyle w:val="ad"/>
+                    <w:rStyle w:val="ac"/>
                     <w:lang w:val="uk-UA"/>
                   </w:rPr>
                   <w:t>Место для ввода текста.</w:t>
@@ -7537,25 +7520,7 @@
                 <w:szCs w:val="18"/>
                 <w:lang w:val="uk-UA"/>
               </w:rPr>
-              <w:t>E-</w:t>
-            </w:r>
-            <w:proofErr w:type="spellStart"/>
-            <w:r>
-              <w:rPr>
-                <w:sz w:val="18"/>
-                <w:szCs w:val="18"/>
-                <w:lang w:val="uk-UA"/>
-              </w:rPr>
-              <w:t>mail</w:t>
-            </w:r>
-            <w:proofErr w:type="spellEnd"/>
-            <w:r>
-              <w:rPr>
-                <w:sz w:val="18"/>
-                <w:szCs w:val="18"/>
-                <w:lang w:val="uk-UA"/>
-              </w:rPr>
-              <w:t>: _______________________________</w:t>
+              <w:t>E-mail: _______________________________</w:t>
             </w:r>
           </w:p>
           <w:p>
@@ -7570,7 +7535,7 @@
           </w:p>
           <w:tbl>
             <w:tblPr>
-              <w:tblStyle w:val="ac"/>
+              <w:tblStyle w:val="ab"/>
               <w:tblW w:w="0" w:type="auto"/>
               <w:tblBorders>
                 <w:top w:val="none" w:sz="0" w:space="0" w:color="auto"/>
@@ -7636,7 +7601,6 @@
                     </w:rPr>
                     <w:t xml:space="preserve">    </w:t>
                   </w:r>
-                  <w:proofErr w:type="spellStart"/>
                   <w:r>
                     <w:rPr>
                       <w:sz w:val="18"/>
@@ -7644,17 +7608,7 @@
                       <w:vertAlign w:val="superscript"/>
                       <w:lang w:val="uk-UA"/>
                     </w:rPr>
-                    <w:t>м.п</w:t>
-                  </w:r>
-                  <w:proofErr w:type="spellEnd"/>
-                  <w:r>
-                    <w:rPr>
-                      <w:sz w:val="18"/>
-                      <w:szCs w:val="18"/>
-                      <w:vertAlign w:val="superscript"/>
-                      <w:lang w:val="uk-UA"/>
-                    </w:rPr>
-                    <w:t xml:space="preserve">.           (підпис)                   </w:t>
+                    <w:t xml:space="preserve">м.п.           (підпис)                   </w:t>
                   </w:r>
                 </w:p>
               </w:tc>
@@ -7701,7 +7655,7 @@
                     <w:sdtContent>
                       <w:r>
                         <w:rPr>
-                          <w:rStyle w:val="ad"/>
+                          <w:rStyle w:val="ac"/>
                           <w:lang w:val="uk-UA"/>
                         </w:rPr>
                         <w:t>Место для ввода текста.</w:t>
@@ -7954,7 +7908,7 @@
         <w:sdtContent>
           <w:r>
             <w:rPr>
-              <w:rStyle w:val="ad"/>
+              <w:rStyle w:val="ac"/>
               <w:lang w:val="uk-UA"/>
             </w:rPr>
             <w:t>Место для ввода текста.</w:t>
@@ -8008,7 +7962,6 @@
         </w:rPr>
         <w:t xml:space="preserve">        </w:t>
       </w:r>
-      <w:proofErr w:type="spellStart"/>
       <w:r>
         <w:rPr>
           <w:rFonts w:eastAsia="Calibri"/>
@@ -8018,19 +7971,7 @@
           <w:szCs w:val="16"/>
           <w:lang w:val="uk-UA" w:eastAsia="en-US"/>
         </w:rPr>
-        <w:t>тел</w:t>
-      </w:r>
-      <w:proofErr w:type="spellEnd"/>
-      <w:r>
-        <w:rPr>
-          <w:rFonts w:eastAsia="Calibri"/>
-          <w:b w:val="0"/>
-          <w:bCs w:val="0"/>
-          <w:sz w:val="16"/>
-          <w:szCs w:val="16"/>
-          <w:lang w:val="uk-UA" w:eastAsia="en-US"/>
-        </w:rPr>
-        <w:t>.:</w:t>
+        <w:t>тел.:</w:t>
       </w:r>
       <w:r>
         <w:rPr>
@@ -8066,7 +8007,7 @@
         <w:sdtContent>
           <w:r>
             <w:rPr>
-              <w:rStyle w:val="ad"/>
+              <w:rStyle w:val="ac"/>
               <w:lang w:val="uk-UA"/>
             </w:rPr>
             <w:t>Место для ввода текста.</w:t>
@@ -8090,7 +8031,6 @@
           <w:lang w:val="uk-UA"/>
         </w:rPr>
       </w:pPr>
-      <w:proofErr w:type="spellStart"/>
       <w:r>
         <w:rPr>
           <w:b w:val="0"/>
@@ -8099,18 +8039,7 @@
           <w:szCs w:val="18"/>
           <w:lang w:val="uk-UA"/>
         </w:rPr>
-        <w:t>тел</w:t>
-      </w:r>
-      <w:proofErr w:type="spellEnd"/>
-      <w:r>
-        <w:rPr>
-          <w:b w:val="0"/>
-          <w:bCs w:val="0"/>
-          <w:sz w:val="18"/>
-          <w:szCs w:val="18"/>
-          <w:lang w:val="uk-UA"/>
-        </w:rPr>
-        <w:t xml:space="preserve">.:  </w:t>
+        <w:t xml:space="preserve">тел.:  </w:t>
       </w:r>
       <w:r>
         <w:rPr>
@@ -8187,7 +8116,6 @@
           <w:lang w:val="uk-UA"/>
         </w:rPr>
       </w:pPr>
-      <w:proofErr w:type="spellStart"/>
       <w:r>
         <w:rPr>
           <w:bCs/>
@@ -8195,17 +8123,7 @@
           <w:szCs w:val="18"/>
           <w:lang w:val="uk-UA"/>
         </w:rPr>
-        <w:t>тел</w:t>
-      </w:r>
-      <w:proofErr w:type="spellEnd"/>
-      <w:r>
-        <w:rPr>
-          <w:bCs/>
-          <w:sz w:val="18"/>
-          <w:szCs w:val="18"/>
-          <w:lang w:val="uk-UA"/>
-        </w:rPr>
-        <w:t>.:  (____)_________________________</w:t>
+        <w:t>тел.:  (____)_________________________</w:t>
       </w:r>
     </w:p>
     <w:p>
@@ -8232,7 +8150,7 @@
     </w:p>
     <w:p>
       <w:pPr>
-        <w:pStyle w:val="a8"/>
+        <w:pStyle w:val="a7"/>
         <w:ind w:left="0" w:right="-1" w:firstLine="540"/>
       </w:pPr>
       <w:r>
@@ -8240,7 +8158,7 @@
           <w:i/>
           <w:iCs/>
           <w:noProof/>
-          <w:lang w:eastAsia="ru-RU"/>
+          <w:lang w:eastAsia="uk-UA"/>
         </w:rPr>
         <w:lastRenderedPageBreak/>
         <mc:AlternateContent>
@@ -8291,7 +8209,7 @@
                               <w:rPr>
                                 <w:sz w:val="24"/>
                                 <w:szCs w:val="24"/>
-                                <w:lang w:val="ru-UA"/>
+                                <w:lang w:val="aa-ET"/>
                               </w:rPr>
                             </w:pPr>
                             <w:r>
@@ -8340,7 +8258,7 @@
               </wp:anchor>
             </w:drawing>
           </mc:Choice>
-          <mc:Fallback>
+          <mc:Fallback xmlns:w16se="http://schemas.microsoft.com/office/word/2015/wordml/symex" xmlns:w16cid="http://schemas.microsoft.com/office/word/2016/wordml/cid" xmlns:am3d="http://schemas.microsoft.com/office/drawing/2017/model3d" xmlns:aink="http://schemas.microsoft.com/office/drawing/2016/ink" xmlns:cx8="http://schemas.microsoft.com/office/drawing/2016/5/14/chartex" xmlns:cx7="http://schemas.microsoft.com/office/drawing/2016/5/13/chartex" xmlns:cx6="http://schemas.microsoft.com/office/drawing/2016/5/12/chartex" xmlns:cx5="http://schemas.microsoft.com/office/drawing/2016/5/11/chartex" xmlns:cx4="http://schemas.microsoft.com/office/drawing/2016/5/10/chartex" xmlns:cx3="http://schemas.microsoft.com/office/drawing/2016/5/9/chartex" xmlns:cx2="http://schemas.microsoft.com/office/drawing/2015/10/21/chartex" xmlns:cx1="http://schemas.microsoft.com/office/drawing/2015/9/8/chartex" xmlns:cx="http://schemas.microsoft.com/office/drawing/2014/chartex">
             <w:pict>
               <v:shapetype id="_x0000_t202" coordsize="21600,21600" o:spt="202" path="m,l,21600r21600,l21600,xe">
                 <v:stroke joinstyle="miter"/>
@@ -8510,9 +8428,8 @@
           <w:szCs w:val="20"/>
           <w:lang w:val="uk-UA"/>
         </w:rPr>
-        <w:t xml:space="preserve">№ </w:t>
-      </w:r>
-      <w:proofErr w:type="spellStart"/>
+        <w:t xml:space="preserve">№ ОГб - </w:t>
+      </w:r>
       <w:r>
         <w:rPr>
           <w:b w:val="0"/>
@@ -8521,9 +8438,8 @@
           <w:szCs w:val="20"/>
           <w:lang w:val="uk-UA"/>
         </w:rPr>
-        <w:t>ОГб</w:t>
-      </w:r>
-      <w:proofErr w:type="spellEnd"/>
+        <w:t>_____</w:t>
+      </w:r>
       <w:r>
         <w:rPr>
           <w:b w:val="0"/>
@@ -8532,7 +8448,7 @@
           <w:szCs w:val="20"/>
           <w:lang w:val="uk-UA"/>
         </w:rPr>
-        <w:t xml:space="preserve"> - </w:t>
+        <w:t>/</w:t>
       </w:r>
       <w:r>
         <w:rPr>
@@ -8544,7 +8460,11 @@
         </w:rPr>
         <w:t>_____</w:t>
       </w:r>
-      <w:r>
+    </w:p>
+    <w:p>
+      <w:pPr>
+        <w:ind w:right="-1" w:firstLine="540"/>
+        <w:jc w:val="right"/>
         <w:rPr>
           <w:b w:val="0"/>
           <w:bCs w:val="0"/>
@@ -8552,8 +8472,7 @@
           <w:szCs w:val="20"/>
           <w:lang w:val="uk-UA"/>
         </w:rPr>
-        <w:t>/</w:t>
-      </w:r>
+      </w:pPr>
       <w:r>
         <w:rPr>
           <w:b w:val="0"/>
@@ -8562,96 +8481,73 @@
           <w:szCs w:val="20"/>
           <w:lang w:val="uk-UA"/>
         </w:rPr>
-        <w:t>_____</w:t>
-      </w:r>
-    </w:p>
-    <w:p>
-      <w:pPr>
+        <w:t xml:space="preserve"> від “__” _</w:t>
+      </w:r>
+      <w:r>
+        <w:rPr>
+          <w:b w:val="0"/>
+          <w:bCs w:val="0"/>
+          <w:sz w:val="20"/>
+          <w:szCs w:val="20"/>
+          <w:lang w:val="uk-UA"/>
+        </w:rPr>
+        <w:t>___</w:t>
+      </w:r>
+      <w:r>
+        <w:rPr>
+          <w:b w:val="0"/>
+          <w:bCs w:val="0"/>
+          <w:sz w:val="20"/>
+          <w:szCs w:val="20"/>
+          <w:lang w:val="uk-UA"/>
+        </w:rPr>
+        <w:t>___20</w:t>
+      </w:r>
+      <w:r>
+        <w:rPr>
+          <w:b w:val="0"/>
+          <w:bCs w:val="0"/>
+          <w:sz w:val="20"/>
+          <w:szCs w:val="20"/>
+          <w:lang w:val="uk-UA"/>
+        </w:rPr>
+        <w:t>___</w:t>
+      </w:r>
+      <w:r>
+        <w:rPr>
+          <w:b w:val="0"/>
+          <w:bCs w:val="0"/>
+          <w:sz w:val="20"/>
+          <w:szCs w:val="20"/>
+          <w:lang w:val="uk-UA"/>
+        </w:rPr>
+        <w:t xml:space="preserve"> </w:t>
+      </w:r>
+      <w:r>
+        <w:rPr>
+          <w:b w:val="0"/>
+          <w:bCs w:val="0"/>
+          <w:sz w:val="20"/>
+          <w:szCs w:val="20"/>
+          <w:lang w:val="uk-UA"/>
+        </w:rPr>
+        <w:t xml:space="preserve">р. </w:t>
+      </w:r>
+    </w:p>
+    <w:p>
+      <w:pPr>
+        <w:pStyle w:val="10"/>
         <w:ind w:right="-1" w:firstLine="540"/>
         <w:jc w:val="right"/>
         <w:rPr>
-          <w:b w:val="0"/>
-          <w:bCs w:val="0"/>
-          <w:sz w:val="20"/>
-          <w:szCs w:val="20"/>
-          <w:lang w:val="uk-UA"/>
-        </w:rPr>
-      </w:pPr>
-      <w:r>
-        <w:rPr>
-          <w:b w:val="0"/>
-          <w:bCs w:val="0"/>
-          <w:sz w:val="20"/>
-          <w:szCs w:val="20"/>
-          <w:lang w:val="uk-UA"/>
-        </w:rPr>
-        <w:t xml:space="preserve"> від “__” _</w:t>
-      </w:r>
-      <w:r>
-        <w:rPr>
-          <w:b w:val="0"/>
-          <w:bCs w:val="0"/>
-          <w:sz w:val="20"/>
-          <w:szCs w:val="20"/>
-          <w:lang w:val="uk-UA"/>
-        </w:rPr>
-        <w:t>___</w:t>
-      </w:r>
-      <w:r>
-        <w:rPr>
-          <w:b w:val="0"/>
-          <w:bCs w:val="0"/>
-          <w:sz w:val="20"/>
-          <w:szCs w:val="20"/>
-          <w:lang w:val="uk-UA"/>
-        </w:rPr>
-        <w:t>___20</w:t>
-      </w:r>
-      <w:r>
-        <w:rPr>
-          <w:b w:val="0"/>
-          <w:bCs w:val="0"/>
-          <w:sz w:val="20"/>
-          <w:szCs w:val="20"/>
-          <w:lang w:val="uk-UA"/>
-        </w:rPr>
-        <w:t>___</w:t>
-      </w:r>
-      <w:r>
-        <w:rPr>
-          <w:b w:val="0"/>
-          <w:bCs w:val="0"/>
-          <w:sz w:val="20"/>
-          <w:szCs w:val="20"/>
-          <w:lang w:val="uk-UA"/>
-        </w:rPr>
-        <w:t xml:space="preserve"> </w:t>
-      </w:r>
-      <w:r>
-        <w:rPr>
-          <w:b w:val="0"/>
-          <w:bCs w:val="0"/>
-          <w:sz w:val="20"/>
-          <w:szCs w:val="20"/>
-          <w:lang w:val="uk-UA"/>
-        </w:rPr>
-        <w:t xml:space="preserve">р. </w:t>
-      </w:r>
-    </w:p>
-    <w:p>
-      <w:pPr>
-        <w:pStyle w:val="a7"/>
-        <w:ind w:right="-1" w:firstLine="540"/>
-        <w:jc w:val="right"/>
-        <w:rPr>
-          <w:sz w:val="20"/>
-          <w:szCs w:val="20"/>
-        </w:rPr>
-      </w:pPr>
-    </w:p>
-    <w:p>
-      <w:pPr>
-        <w:pStyle w:val="a7"/>
+          <w:sz w:val="20"/>
+          <w:szCs w:val="20"/>
+        </w:rPr>
+      </w:pPr>
+    </w:p>
+    <w:p>
+      <w:pPr>
+        <w:pStyle w:val="10"/>
         <w:ind w:right="-1" w:firstLine="540"/>
         <w:jc w:val="left"/>
         <w:rPr>
@@ -9040,51 +8936,7 @@
                 <w:szCs w:val="18"/>
                 <w:lang w:val="uk-UA" w:eastAsia="ru-RU"/>
               </w:rPr>
-              <w:t>(год.:</w:t>
-            </w:r>
-            <w:proofErr w:type="spellStart"/>
-            <w:r>
-              <w:rPr>
-                <w:rFonts w:ascii="Arial Narrow" w:eastAsia="Times New Roman" w:hAnsi="Arial Narrow"/>
-                <w:b w:val="0"/>
-                <w:sz w:val="18"/>
-                <w:szCs w:val="18"/>
-                <w:lang w:val="uk-UA" w:eastAsia="ru-RU"/>
-              </w:rPr>
-              <w:t>хвил</w:t>
-            </w:r>
-            <w:proofErr w:type="spellEnd"/>
-            <w:r>
-              <w:rPr>
-                <w:rFonts w:ascii="Arial Narrow" w:eastAsia="Times New Roman" w:hAnsi="Arial Narrow"/>
-                <w:b w:val="0"/>
-                <w:sz w:val="18"/>
-                <w:szCs w:val="18"/>
-                <w:lang w:val="uk-UA" w:eastAsia="ru-RU"/>
-              </w:rPr>
-              <w:t xml:space="preserve">.: </w:t>
-            </w:r>
-            <w:proofErr w:type="spellStart"/>
-            <w:r>
-              <w:rPr>
-                <w:rFonts w:ascii="Arial Narrow" w:eastAsia="Times New Roman" w:hAnsi="Arial Narrow"/>
-                <w:b w:val="0"/>
-                <w:sz w:val="18"/>
-                <w:szCs w:val="18"/>
-                <w:lang w:val="uk-UA" w:eastAsia="ru-RU"/>
-              </w:rPr>
-              <w:t>сек</w:t>
-            </w:r>
-            <w:proofErr w:type="spellEnd"/>
-            <w:r>
-              <w:rPr>
-                <w:rFonts w:ascii="Arial Narrow" w:eastAsia="Times New Roman" w:hAnsi="Arial Narrow"/>
-                <w:b w:val="0"/>
-                <w:sz w:val="18"/>
-                <w:szCs w:val="18"/>
-                <w:lang w:val="uk-UA" w:eastAsia="ru-RU"/>
-              </w:rPr>
-              <w:t>.)</w:t>
+              <w:t>(год.:хвил.: сек.)</w:t>
             </w:r>
           </w:p>
           <w:p>
@@ -9142,9 +8994,8 @@
                 <w:szCs w:val="23"/>
                 <w:lang w:val="uk-UA" w:eastAsia="ru-RU"/>
               </w:rPr>
-              <w:t xml:space="preserve">Кількість публічних </w:t>
+              <w:t>Кількість публічних викона</w:t>
             </w:r>
-            <w:proofErr w:type="spellStart"/>
             <w:r>
               <w:rPr>
                 <w:rFonts w:eastAsia="Times New Roman"/>
@@ -9152,26 +9003,7 @@
                 <w:szCs w:val="23"/>
                 <w:lang w:val="uk-UA" w:eastAsia="ru-RU"/>
               </w:rPr>
-              <w:t>викона</w:t>
-            </w:r>
-            <w:r>
-              <w:rPr>
-                <w:rFonts w:eastAsia="Times New Roman"/>
-                <w:sz w:val="23"/>
-                <w:szCs w:val="23"/>
-                <w:lang w:val="uk-UA" w:eastAsia="ru-RU"/>
-              </w:rPr>
-              <w:t>нь</w:t>
-            </w:r>
-            <w:proofErr w:type="spellEnd"/>
-            <w:r>
-              <w:rPr>
-                <w:rFonts w:eastAsia="Times New Roman"/>
-                <w:sz w:val="23"/>
-                <w:szCs w:val="23"/>
-                <w:lang w:val="uk-UA" w:eastAsia="ru-RU"/>
-              </w:rPr>
-              <w:t xml:space="preserve"> твору</w:t>
+              <w:t>нь твору</w:t>
             </w:r>
           </w:p>
         </w:tc>
@@ -9228,51 +9060,7 @@
                 <w:szCs w:val="18"/>
                 <w:lang w:val="uk-UA" w:eastAsia="ru-RU"/>
               </w:rPr>
-              <w:t>(год.:</w:t>
-            </w:r>
-            <w:proofErr w:type="spellStart"/>
-            <w:r>
-              <w:rPr>
-                <w:rFonts w:ascii="Arial Narrow" w:eastAsia="Times New Roman" w:hAnsi="Arial Narrow"/>
-                <w:b w:val="0"/>
-                <w:sz w:val="18"/>
-                <w:szCs w:val="18"/>
-                <w:lang w:val="uk-UA" w:eastAsia="ru-RU"/>
-              </w:rPr>
-              <w:t>хвил</w:t>
-            </w:r>
-            <w:proofErr w:type="spellEnd"/>
-            <w:r>
-              <w:rPr>
-                <w:rFonts w:ascii="Arial Narrow" w:eastAsia="Times New Roman" w:hAnsi="Arial Narrow"/>
-                <w:b w:val="0"/>
-                <w:sz w:val="18"/>
-                <w:szCs w:val="18"/>
-                <w:lang w:val="uk-UA" w:eastAsia="ru-RU"/>
-              </w:rPr>
-              <w:t xml:space="preserve">.: </w:t>
-            </w:r>
-            <w:proofErr w:type="spellStart"/>
-            <w:r>
-              <w:rPr>
-                <w:rFonts w:ascii="Arial Narrow" w:eastAsia="Times New Roman" w:hAnsi="Arial Narrow"/>
-                <w:b w:val="0"/>
-                <w:sz w:val="18"/>
-                <w:szCs w:val="18"/>
-                <w:lang w:val="uk-UA" w:eastAsia="ru-RU"/>
-              </w:rPr>
-              <w:t>сек</w:t>
-            </w:r>
-            <w:proofErr w:type="spellEnd"/>
-            <w:r>
-              <w:rPr>
-                <w:rFonts w:ascii="Arial Narrow" w:eastAsia="Times New Roman" w:hAnsi="Arial Narrow"/>
-                <w:b w:val="0"/>
-                <w:sz w:val="18"/>
-                <w:szCs w:val="18"/>
-                <w:lang w:val="uk-UA" w:eastAsia="ru-RU"/>
-              </w:rPr>
-              <w:t>.)</w:t>
+              <w:t>(год.:хвил.: сек.)</w:t>
             </w:r>
           </w:p>
           <w:p>
@@ -11074,7 +10862,7 @@
     </w:p>
     <w:p>
       <w:pPr>
-        <w:pStyle w:val="a7"/>
+        <w:pStyle w:val="10"/>
         <w:ind w:left="4704" w:firstLine="360"/>
         <w:jc w:val="left"/>
         <w:rPr>
@@ -11310,25 +11098,7 @@
           <w:lang w:val="uk-UA"/>
         </w:rPr>
         <w:lastRenderedPageBreak/>
-        <w:t xml:space="preserve">Форма </w:t>
-      </w:r>
-      <w:proofErr w:type="spellStart"/>
-      <w:r>
-        <w:rPr>
-          <w:sz w:val="18"/>
-          <w:szCs w:val="18"/>
-          <w:lang w:val="uk-UA"/>
-        </w:rPr>
-        <w:t>акта</w:t>
-      </w:r>
-      <w:proofErr w:type="spellEnd"/>
-      <w:r>
-        <w:rPr>
-          <w:sz w:val="18"/>
-          <w:szCs w:val="18"/>
-          <w:lang w:val="uk-UA"/>
-        </w:rPr>
-        <w:t xml:space="preserve">                                                                                                                                                </w:t>
+        <w:t xml:space="preserve">Форма акта                                                                                                                                                </w:t>
       </w:r>
       <w:r>
         <w:rPr>
@@ -11382,9 +11152,8 @@
           <w:szCs w:val="22"/>
           <w:lang w:val="uk-UA"/>
         </w:rPr>
-        <w:t xml:space="preserve">           № </w:t>
-      </w:r>
-      <w:proofErr w:type="spellStart"/>
+        <w:t xml:space="preserve">           № ОГб</w:t>
+      </w:r>
       <w:r>
         <w:rPr>
           <w:b w:val="0"/>
@@ -11393,9 +11162,39 @@
           <w:szCs w:val="22"/>
           <w:lang w:val="uk-UA"/>
         </w:rPr>
-        <w:t>ОГб</w:t>
-      </w:r>
-      <w:proofErr w:type="spellEnd"/>
+        <w:t xml:space="preserve"> - </w:t>
+      </w:r>
+      <w:r>
+        <w:rPr>
+          <w:b w:val="0"/>
+          <w:sz w:val="22"/>
+          <w:szCs w:val="22"/>
+          <w:lang w:val="uk-UA"/>
+        </w:rPr>
+        <w:t>____</w:t>
+      </w:r>
+      <w:r>
+        <w:rPr>
+          <w:b w:val="0"/>
+          <w:sz w:val="22"/>
+          <w:szCs w:val="22"/>
+          <w:lang w:val="uk-UA"/>
+        </w:rPr>
+        <w:t xml:space="preserve"> /__</w:t>
+      </w:r>
+    </w:p>
+    <w:p>
+      <w:pPr>
+        <w:ind w:left="4680" w:firstLine="360"/>
+        <w:jc w:val="right"/>
+        <w:rPr>
+          <w:b w:val="0"/>
+          <w:bCs w:val="0"/>
+          <w:sz w:val="18"/>
+          <w:szCs w:val="18"/>
+          <w:lang w:val="uk-UA"/>
+        </w:rPr>
+      </w:pPr>
       <w:r>
         <w:rPr>
           <w:b w:val="0"/>
@@ -11404,31 +11203,20 @@
           <w:szCs w:val="22"/>
           <w:lang w:val="uk-UA"/>
         </w:rPr>
-        <w:t xml:space="preserve"> - </w:t>
-      </w:r>
-      <w:r>
-        <w:rPr>
-          <w:b w:val="0"/>
-          <w:sz w:val="22"/>
-          <w:szCs w:val="22"/>
-          <w:lang w:val="uk-UA"/>
-        </w:rPr>
-        <w:t>____</w:t>
-      </w:r>
-      <w:r>
-        <w:rPr>
-          <w:b w:val="0"/>
-          <w:sz w:val="22"/>
-          <w:szCs w:val="22"/>
-          <w:lang w:val="uk-UA"/>
-        </w:rPr>
-        <w:t xml:space="preserve"> /__</w:t>
+        <w:t xml:space="preserve"> від “__” ___________20___ р. </w:t>
       </w:r>
     </w:p>
     <w:p>
       <w:pPr>
         <w:ind w:left="4680" w:firstLine="360"/>
         <w:jc w:val="right"/>
+        <w:rPr>
+          <w:sz w:val="18"/>
+          <w:szCs w:val="18"/>
+          <w:lang w:val="uk-UA"/>
+        </w:rPr>
+      </w:pPr>
+      <w:r>
         <w:rPr>
           <w:b w:val="0"/>
           <w:bCs w:val="0"/>
@@ -11436,36 +11224,6 @@
           <w:szCs w:val="18"/>
           <w:lang w:val="uk-UA"/>
         </w:rPr>
-      </w:pPr>
-      <w:r>
-        <w:rPr>
-          <w:b w:val="0"/>
-          <w:bCs w:val="0"/>
-          <w:sz w:val="22"/>
-          <w:szCs w:val="22"/>
-          <w:lang w:val="uk-UA"/>
-        </w:rPr>
-        <w:t xml:space="preserve"> від “__” ___________20___ р. </w:t>
-      </w:r>
-    </w:p>
-    <w:p>
-      <w:pPr>
-        <w:ind w:left="4680" w:firstLine="360"/>
-        <w:jc w:val="right"/>
-        <w:rPr>
-          <w:sz w:val="18"/>
-          <w:szCs w:val="18"/>
-          <w:lang w:val="uk-UA"/>
-        </w:rPr>
-      </w:pPr>
-      <w:r>
-        <w:rPr>
-          <w:b w:val="0"/>
-          <w:bCs w:val="0"/>
-          <w:sz w:val="18"/>
-          <w:szCs w:val="18"/>
-          <w:lang w:val="uk-UA"/>
-        </w:rPr>
         <w:t xml:space="preserve">            </w:t>
       </w:r>
     </w:p>
@@ -11495,7 +11253,7 @@
       <w:r>
         <w:rPr>
           <w:noProof/>
-          <w:lang w:val="uk-UA" w:eastAsia="ar-SA"/>
+          <w:lang w:val="uk-UA" w:eastAsia="uk-UA"/>
         </w:rPr>
         <mc:AlternateContent>
           <mc:Choice Requires="wps">
@@ -11538,7 +11296,7 @@
                               <w:rPr>
                                 <w:sz w:val="24"/>
                                 <w:szCs w:val="24"/>
-                                <w:lang w:val="ru-UA"/>
+                                <w:lang w:val="aa-ET"/>
                               </w:rPr>
                             </w:pPr>
                             <w:r>
@@ -11587,7 +11345,7 @@
               </wp:anchor>
             </w:drawing>
           </mc:Choice>
-          <mc:Fallback>
+          <mc:Fallback xmlns:w16se="http://schemas.microsoft.com/office/word/2015/wordml/symex" xmlns:w16cid="http://schemas.microsoft.com/office/word/2016/wordml/cid" xmlns:am3d="http://schemas.microsoft.com/office/drawing/2017/model3d" xmlns:aink="http://schemas.microsoft.com/office/drawing/2016/ink" xmlns:cx8="http://schemas.microsoft.com/office/drawing/2016/5/14/chartex" xmlns:cx7="http://schemas.microsoft.com/office/drawing/2016/5/13/chartex" xmlns:cx6="http://schemas.microsoft.com/office/drawing/2016/5/12/chartex" xmlns:cx5="http://schemas.microsoft.com/office/drawing/2016/5/11/chartex" xmlns:cx4="http://schemas.microsoft.com/office/drawing/2016/5/10/chartex" xmlns:cx3="http://schemas.microsoft.com/office/drawing/2016/5/9/chartex" xmlns:cx2="http://schemas.microsoft.com/office/drawing/2015/10/21/chartex" xmlns:cx1="http://schemas.microsoft.com/office/drawing/2015/9/8/chartex" xmlns:cx="http://schemas.microsoft.com/office/drawing/2014/chartex">
             <w:pict>
               <v:shape id="WordArt 12" o:spid="_x0000_s1027" type="#_x0000_t202" style="position:absolute;left:0;text-align:left;margin-left:152.45pt;margin-top:1.8pt;width:246pt;height:540pt;z-index:251658240;visibility:visible;mso-wrap-style:square;mso-width-percent:0;mso-height-percent:0;mso-wrap-distance-left:9pt;mso-wrap-distance-top:0;mso-wrap-distance-right:9pt;mso-wrap-distance-bottom:0;mso-position-horizontal:absolute;mso-position-horizontal-relative:text;mso-position-vertical:absolute;mso-position-vertical-relative:text;mso-width-percent:0;mso-height-percent:0;mso-width-relative:page;mso-height-relative:page;v-text-anchor:top" o:gfxdata="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" filled="f" stroked="f">
                 <o:lock v:ext="edit" shapetype="t"/>
@@ -14900,7 +14658,7 @@
 </file>
 
 <file path=word/endnotes.xml><?xml version="1.0" encoding="utf-8"?>
-<w:endnotes xmlns:wpc="http://schemas.microsoft.com/office/word/2010/wordprocessingCanvas" xmlns:cx="http://schemas.microsoft.com/office/drawing/2014/chartex" xmlns:cx1="http://schemas.microsoft.com/office/drawing/2015/9/8/chartex" xmlns:cx2="http://schemas.microsoft.com/office/drawing/2015/10/21/chartex" xmlns:cx3="http://schemas.microsoft.com/office/drawing/2016/5/9/chartex" xmlns:cx4="http://schemas.microsoft.com/office/drawing/2016/5/10/chartex" xmlns:cx5="http://schemas.microsoft.com/office/drawing/2016/5/11/chartex" xmlns:cx6="http://schemas.microsoft.com/office/drawing/2016/5/12/chartex" xmlns:cx7="http://schemas.microsoft.com/office/drawing/2016/5/13/chartex" xmlns:cx8="http://schemas.microsoft.com/office/drawing/2016/5/14/chartex" xmlns:mc="http://schemas.openxmlformats.org/markup-compatibility/2006" xmlns:aink="http://schemas.microsoft.com/office/drawing/2016/ink" xmlns:am3d="http://schemas.microsoft.com/office/drawing/2017/model3d" xmlns:o="urn:schemas-microsoft-com:office:office" xmlns:r="http://schemas.openxmlformats.org/officeDocument/2006/relationships" xmlns:m="http://schemas.openxmlformats.org/officeDocument/2006/math" xmlns:v="urn:schemas-microsoft-com:vml" xmlns:wp14="http://schemas.microsoft.com/office/word/2010/wordprocessingDrawing" xmlns:wp="http://schemas.openxmlformats.org/drawingml/2006/wordprocessingDrawing" xmlns:w10="urn:schemas-microsoft-com:office:word" xmlns:w="http://schemas.openxmlformats.org/wordprocessingml/2006/main" xmlns:w14="http://schemas.microsoft.com/office/word/2010/wordml" xmlns:w15="http://schemas.microsoft.com/office/word/2012/wordml" xmlns:w16cid="http://schemas.microsoft.com/office/word/2016/wordml/cid" xmlns:w16se="http://schemas.microsoft.com/office/word/2015/wordml/symex" xmlns:wpg="http://schemas.microsoft.com/office/word/2010/wordprocessingGroup" xmlns:wpi="http://schemas.microsoft.com/office/word/2010/wordprocessingInk" xmlns:wne="http://schemas.microsoft.com/office/word/2006/wordml" xmlns:wps="http://schemas.microsoft.com/office/word/2010/wordprocessingShape" mc:Ignorable="w14 w15 w16se w16cid wp14">
+<w:endnotes xmlns:wpc="http://schemas.microsoft.com/office/word/2010/wordprocessingCanvas" xmlns:mc="http://schemas.openxmlformats.org/markup-compatibility/2006" xmlns:o="urn:schemas-microsoft-com:office:office" xmlns:r="http://schemas.openxmlformats.org/officeDocument/2006/relationships" xmlns:m="http://schemas.openxmlformats.org/officeDocument/2006/math" xmlns:v="urn:schemas-microsoft-com:vml" xmlns:wp14="http://schemas.microsoft.com/office/word/2010/wordprocessingDrawing" xmlns:wp="http://schemas.openxmlformats.org/drawingml/2006/wordprocessingDrawing" xmlns:w10="urn:schemas-microsoft-com:office:word" xmlns:w="http://schemas.openxmlformats.org/wordprocessingml/2006/main" xmlns:w14="http://schemas.microsoft.com/office/word/2010/wordml" xmlns:w15="http://schemas.microsoft.com/office/word/2012/wordml" xmlns:wpg="http://schemas.microsoft.com/office/word/2010/wordprocessingGroup" xmlns:wpi="http://schemas.microsoft.com/office/word/2010/wordprocessingInk" xmlns:wne="http://schemas.microsoft.com/office/word/2006/wordml" xmlns:wps="http://schemas.microsoft.com/office/word/2010/wordprocessingShape" mc:Ignorable="w14 w15 wp14">
   <w:endnote w:type="separator" w:id="-1">
     <w:p>
       <w:pPr>
@@ -14925,30 +14683,30 @@
 </file>
 
 <file path=word/footer1.xml><?xml version="1.0" encoding="utf-8"?>
-<w:ftr xmlns:wpc="http://schemas.microsoft.com/office/word/2010/wordprocessingCanvas" xmlns:cx="http://schemas.microsoft.com/office/drawing/2014/chartex" xmlns:cx1="http://schemas.microsoft.com/office/drawing/2015/9/8/chartex" xmlns:cx2="http://schemas.microsoft.com/office/drawing/2015/10/21/chartex" xmlns:cx3="http://schemas.microsoft.com/office/drawing/2016/5/9/chartex" xmlns:cx4="http://schemas.microsoft.com/office/drawing/2016/5/10/chartex" xmlns:cx5="http://schemas.microsoft.com/office/drawing/2016/5/11/chartex" xmlns:cx6="http://schemas.microsoft.com/office/drawing/2016/5/12/chartex" xmlns:cx7="http://schemas.microsoft.com/office/drawing/2016/5/13/chartex" xmlns:cx8="http://schemas.microsoft.com/office/drawing/2016/5/14/chartex" xmlns:mc="http://schemas.openxmlformats.org/markup-compatibility/2006" xmlns:aink="http://schemas.microsoft.com/office/drawing/2016/ink" xmlns:am3d="http://schemas.microsoft.com/office/drawing/2017/model3d" xmlns:o="urn:schemas-microsoft-com:office:office" xmlns:r="http://schemas.openxmlformats.org/officeDocument/2006/relationships" xmlns:m="http://schemas.openxmlformats.org/officeDocument/2006/math" xmlns:v="urn:schemas-microsoft-com:vml" xmlns:wp14="http://schemas.microsoft.com/office/word/2010/wordprocessingDrawing" xmlns:wp="http://schemas.openxmlformats.org/drawingml/2006/wordprocessingDrawing" xmlns:w10="urn:schemas-microsoft-com:office:word" xmlns:w="http://schemas.openxmlformats.org/wordprocessingml/2006/main" xmlns:w14="http://schemas.microsoft.com/office/word/2010/wordml" xmlns:w15="http://schemas.microsoft.com/office/word/2012/wordml" xmlns:w16cid="http://schemas.microsoft.com/office/word/2016/wordml/cid" xmlns:w16se="http://schemas.microsoft.com/office/word/2015/wordml/symex" xmlns:wpg="http://schemas.microsoft.com/office/word/2010/wordprocessingGroup" xmlns:wpi="http://schemas.microsoft.com/office/word/2010/wordprocessingInk" xmlns:wne="http://schemas.microsoft.com/office/word/2006/wordml" xmlns:wps="http://schemas.microsoft.com/office/word/2010/wordprocessingShape" mc:Ignorable="w14 w15 w16se w16cid wp14">
+<w:ftr xmlns:wpc="http://schemas.microsoft.com/office/word/2010/wordprocessingCanvas" xmlns:mc="http://schemas.openxmlformats.org/markup-compatibility/2006" xmlns:o="urn:schemas-microsoft-com:office:office" xmlns:r="http://schemas.openxmlformats.org/officeDocument/2006/relationships" xmlns:m="http://schemas.openxmlformats.org/officeDocument/2006/math" xmlns:v="urn:schemas-microsoft-com:vml" xmlns:wp14="http://schemas.microsoft.com/office/word/2010/wordprocessingDrawing" xmlns:wp="http://schemas.openxmlformats.org/drawingml/2006/wordprocessingDrawing" xmlns:w10="urn:schemas-microsoft-com:office:word" xmlns:w="http://schemas.openxmlformats.org/wordprocessingml/2006/main" xmlns:w14="http://schemas.microsoft.com/office/word/2010/wordml" xmlns:w15="http://schemas.microsoft.com/office/word/2012/wordml" xmlns:wpg="http://schemas.microsoft.com/office/word/2010/wordprocessingGroup" xmlns:wpi="http://schemas.microsoft.com/office/word/2010/wordprocessingInk" xmlns:wne="http://schemas.microsoft.com/office/word/2006/wordml" xmlns:wps="http://schemas.microsoft.com/office/word/2010/wordprocessingShape" mc:Ignorable="w14 w15 wp14">
   <w:p>
     <w:pPr>
       <w:pStyle w:val="a6"/>
       <w:framePr w:wrap="around" w:vAnchor="text" w:hAnchor="margin" w:xAlign="right" w:y="1"/>
       <w:rPr>
-        <w:rStyle w:val="ab"/>
+        <w:rStyle w:val="aa"/>
       </w:rPr>
     </w:pPr>
     <w:r>
       <w:rPr>
-        <w:rStyle w:val="ab"/>
+        <w:rStyle w:val="aa"/>
       </w:rPr>
       <w:fldChar w:fldCharType="begin"/>
     </w:r>
     <w:r>
       <w:rPr>
-        <w:rStyle w:val="ab"/>
+        <w:rStyle w:val="aa"/>
       </w:rPr>
       <w:instrText xml:space="preserve">PAGE  </w:instrText>
     </w:r>
     <w:r>
       <w:rPr>
-        <w:rStyle w:val="ab"/>
+        <w:rStyle w:val="aa"/>
       </w:rPr>
       <w:fldChar w:fldCharType="end"/>
     </w:r>
@@ -14963,20 +14721,20 @@
 </file>
 
 <file path=word/footer2.xml><?xml version="1.0" encoding="utf-8"?>
-<w:ftr xmlns:wpc="http://schemas.microsoft.com/office/word/2010/wordprocessingCanvas" xmlns:cx="http://schemas.microsoft.com/office/drawing/2014/chartex" xmlns:cx1="http://schemas.microsoft.com/office/drawing/2015/9/8/chartex" xmlns:cx2="http://schemas.microsoft.com/office/drawing/2015/10/21/chartex" xmlns:cx3="http://schemas.microsoft.com/office/drawing/2016/5/9/chartex" xmlns:cx4="http://schemas.microsoft.com/office/drawing/2016/5/10/chartex" xmlns:cx5="http://schemas.microsoft.com/office/drawing/2016/5/11/chartex" xmlns:cx6="http://schemas.microsoft.com/office/drawing/2016/5/12/chartex" xmlns:cx7="http://schemas.microsoft.com/office/drawing/2016/5/13/chartex" xmlns:cx8="http://schemas.microsoft.com/office/drawing/2016/5/14/chartex" xmlns:mc="http://schemas.openxmlformats.org/markup-compatibility/2006" xmlns:aink="http://schemas.microsoft.com/office/drawing/2016/ink" xmlns:am3d="http://schemas.microsoft.com/office/drawing/2017/model3d" xmlns:o="urn:schemas-microsoft-com:office:office" xmlns:r="http://schemas.openxmlformats.org/officeDocument/2006/relationships" xmlns:m="http://schemas.openxmlformats.org/officeDocument/2006/math" xmlns:v="urn:schemas-microsoft-com:vml" xmlns:wp14="http://schemas.microsoft.com/office/word/2010/wordprocessingDrawing" xmlns:wp="http://schemas.openxmlformats.org/drawingml/2006/wordprocessingDrawing" xmlns:w10="urn:schemas-microsoft-com:office:word" xmlns:w="http://schemas.openxmlformats.org/wordprocessingml/2006/main" xmlns:w14="http://schemas.microsoft.com/office/word/2010/wordml" xmlns:w15="http://schemas.microsoft.com/office/word/2012/wordml" xmlns:w16cid="http://schemas.microsoft.com/office/word/2016/wordml/cid" xmlns:w16se="http://schemas.microsoft.com/office/word/2015/wordml/symex" xmlns:wpg="http://schemas.microsoft.com/office/word/2010/wordprocessingGroup" xmlns:wpi="http://schemas.microsoft.com/office/word/2010/wordprocessingInk" xmlns:wne="http://schemas.microsoft.com/office/word/2006/wordml" xmlns:wps="http://schemas.microsoft.com/office/word/2010/wordprocessingShape" mc:Ignorable="w14 w15 w16se w16cid wp14">
+<w:ftr xmlns:wpc="http://schemas.microsoft.com/office/word/2010/wordprocessingCanvas" xmlns:mc="http://schemas.openxmlformats.org/markup-compatibility/2006" xmlns:o="urn:schemas-microsoft-com:office:office" xmlns:r="http://schemas.openxmlformats.org/officeDocument/2006/relationships" xmlns:m="http://schemas.openxmlformats.org/officeDocument/2006/math" xmlns:v="urn:schemas-microsoft-com:vml" xmlns:wp14="http://schemas.microsoft.com/office/word/2010/wordprocessingDrawing" xmlns:wp="http://schemas.openxmlformats.org/drawingml/2006/wordprocessingDrawing" xmlns:w10="urn:schemas-microsoft-com:office:word" xmlns:w="http://schemas.openxmlformats.org/wordprocessingml/2006/main" xmlns:w14="http://schemas.microsoft.com/office/word/2010/wordml" xmlns:w15="http://schemas.microsoft.com/office/word/2012/wordml" xmlns:wpg="http://schemas.microsoft.com/office/word/2010/wordprocessingGroup" xmlns:wpi="http://schemas.microsoft.com/office/word/2010/wordprocessingInk" xmlns:wne="http://schemas.microsoft.com/office/word/2006/wordml" xmlns:wps="http://schemas.microsoft.com/office/word/2010/wordprocessingShape" mc:Ignorable="w14 w15 wp14">
   <w:p>
     <w:pPr>
       <w:pStyle w:val="a6"/>
       <w:framePr w:wrap="around" w:vAnchor="text" w:hAnchor="margin" w:xAlign="right" w:y="1"/>
       <w:rPr>
-        <w:rStyle w:val="ab"/>
+        <w:rStyle w:val="aa"/>
         <w:sz w:val="20"/>
         <w:szCs w:val="20"/>
       </w:rPr>
     </w:pPr>
     <w:r>
       <w:rPr>
-        <w:rStyle w:val="ab"/>
+        <w:rStyle w:val="aa"/>
         <w:sz w:val="20"/>
         <w:szCs w:val="20"/>
       </w:rPr>
@@ -14984,7 +14742,7 @@
     </w:r>
     <w:r>
       <w:rPr>
-        <w:rStyle w:val="ab"/>
+        <w:rStyle w:val="aa"/>
         <w:sz w:val="20"/>
         <w:szCs w:val="20"/>
       </w:rPr>
@@ -14992,7 +14750,7 @@
     </w:r>
     <w:r>
       <w:rPr>
-        <w:rStyle w:val="ab"/>
+        <w:rStyle w:val="aa"/>
         <w:sz w:val="20"/>
         <w:szCs w:val="20"/>
       </w:rPr>
@@ -15000,7 +14758,7 @@
     </w:r>
     <w:r>
       <w:rPr>
-        <w:rStyle w:val="ab"/>
+        <w:rStyle w:val="aa"/>
         <w:noProof/>
         <w:sz w:val="20"/>
         <w:szCs w:val="20"/>
@@ -15009,7 +14767,7 @@
     </w:r>
     <w:r>
       <w:rPr>
-        <w:rStyle w:val="ab"/>
+        <w:rStyle w:val="aa"/>
         <w:sz w:val="20"/>
         <w:szCs w:val="20"/>
       </w:rPr>
@@ -15279,7 +15037,7 @@
 </file>
 
 <file path=word/footnotes.xml><?xml version="1.0" encoding="utf-8"?>
-<w:footnotes xmlns:wpc="http://schemas.microsoft.com/office/word/2010/wordprocessingCanvas" xmlns:cx="http://schemas.microsoft.com/office/drawing/2014/chartex" xmlns:cx1="http://schemas.microsoft.com/office/drawing/2015/9/8/chartex" xmlns:cx2="http://schemas.microsoft.com/office/drawing/2015/10/21/chartex" xmlns:cx3="http://schemas.microsoft.com/office/drawing/2016/5/9/chartex" xmlns:cx4="http://schemas.microsoft.com/office/drawing/2016/5/10/chartex" xmlns:cx5="http://schemas.microsoft.com/office/drawing/2016/5/11/chartex" xmlns:cx6="http://schemas.microsoft.com/office/drawing/2016/5/12/chartex" xmlns:cx7="http://schemas.microsoft.com/office/drawing/2016/5/13/chartex" xmlns:cx8="http://schemas.microsoft.com/office/drawing/2016/5/14/chartex" xmlns:mc="http://schemas.openxmlformats.org/markup-compatibility/2006" xmlns:aink="http://schemas.microsoft.com/office/drawing/2016/ink" xmlns:am3d="http://schemas.microsoft.com/office/drawing/2017/model3d" xmlns:o="urn:schemas-microsoft-com:office:office" xmlns:r="http://schemas.openxmlformats.org/officeDocument/2006/relationships" xmlns:m="http://schemas.openxmlformats.org/officeDocument/2006/math" xmlns:v="urn:schemas-microsoft-com:vml" xmlns:wp14="http://schemas.microsoft.com/office/word/2010/wordprocessingDrawing" xmlns:wp="http://schemas.openxmlformats.org/drawingml/2006/wordprocessingDrawing" xmlns:w10="urn:schemas-microsoft-com:office:word" xmlns:w="http://schemas.openxmlformats.org/wordprocessingml/2006/main" xmlns:w14="http://schemas.microsoft.com/office/word/2010/wordml" xmlns:w15="http://schemas.microsoft.com/office/word/2012/wordml" xmlns:w16cid="http://schemas.microsoft.com/office/word/2016/wordml/cid" xmlns:w16se="http://schemas.microsoft.com/office/word/2015/wordml/symex" xmlns:wpg="http://schemas.microsoft.com/office/word/2010/wordprocessingGroup" xmlns:wpi="http://schemas.microsoft.com/office/word/2010/wordprocessingInk" xmlns:wne="http://schemas.microsoft.com/office/word/2006/wordml" xmlns:wps="http://schemas.microsoft.com/office/word/2010/wordprocessingShape" mc:Ignorable="w14 w15 w16se w16cid wp14">
+<w:footnotes xmlns:wpc="http://schemas.microsoft.com/office/word/2010/wordprocessingCanvas" xmlns:mc="http://schemas.openxmlformats.org/markup-compatibility/2006" xmlns:o="urn:schemas-microsoft-com:office:office" xmlns:r="http://schemas.openxmlformats.org/officeDocument/2006/relationships" xmlns:m="http://schemas.openxmlformats.org/officeDocument/2006/math" xmlns:v="urn:schemas-microsoft-com:vml" xmlns:wp14="http://schemas.microsoft.com/office/word/2010/wordprocessingDrawing" xmlns:wp="http://schemas.openxmlformats.org/drawingml/2006/wordprocessingDrawing" xmlns:w10="urn:schemas-microsoft-com:office:word" xmlns:w="http://schemas.openxmlformats.org/wordprocessingml/2006/main" xmlns:w14="http://schemas.microsoft.com/office/word/2010/wordml" xmlns:w15="http://schemas.microsoft.com/office/word/2012/wordml" xmlns:wpg="http://schemas.microsoft.com/office/word/2010/wordprocessingGroup" xmlns:wpi="http://schemas.microsoft.com/office/word/2010/wordprocessingInk" xmlns:wne="http://schemas.microsoft.com/office/word/2006/wordml" xmlns:wps="http://schemas.microsoft.com/office/word/2010/wordprocessingShape" mc:Ignorable="w14 w15 wp14">
   <w:footnote w:type="separator" w:id="-1">
     <w:p>
       <w:pPr>
@@ -15304,7 +15062,7 @@
 </file>
 
 <file path=word/header1.xml><?xml version="1.0" encoding="utf-8"?>
-<w:hdr xmlns:wpc="http://schemas.microsoft.com/office/word/2010/wordprocessingCanvas" xmlns:cx="http://schemas.microsoft.com/office/drawing/2014/chartex" xmlns:cx1="http://schemas.microsoft.com/office/drawing/2015/9/8/chartex" xmlns:cx2="http://schemas.microsoft.com/office/drawing/2015/10/21/chartex" xmlns:cx3="http://schemas.microsoft.com/office/drawing/2016/5/9/chartex" xmlns:cx4="http://schemas.microsoft.com/office/drawing/2016/5/10/chartex" xmlns:cx5="http://schemas.microsoft.com/office/drawing/2016/5/11/chartex" xmlns:cx6="http://schemas.microsoft.com/office/drawing/2016/5/12/chartex" xmlns:cx7="http://schemas.microsoft.com/office/drawing/2016/5/13/chartex" xmlns:cx8="http://schemas.microsoft.com/office/drawing/2016/5/14/chartex" xmlns:mc="http://schemas.openxmlformats.org/markup-compatibility/2006" xmlns:aink="http://schemas.microsoft.com/office/drawing/2016/ink" xmlns:am3d="http://schemas.microsoft.com/office/drawing/2017/model3d" xmlns:o="urn:schemas-microsoft-com:office:office" xmlns:r="http://schemas.openxmlformats.org/officeDocument/2006/relationships" xmlns:m="http://schemas.openxmlformats.org/officeDocument/2006/math" xmlns:v="urn:schemas-microsoft-com:vml" xmlns:wp14="http://schemas.microsoft.com/office/word/2010/wordprocessingDrawing" xmlns:wp="http://schemas.openxmlformats.org/drawingml/2006/wordprocessingDrawing" xmlns:w10="urn:schemas-microsoft-com:office:word" xmlns:w="http://schemas.openxmlformats.org/wordprocessingml/2006/main" xmlns:w14="http://schemas.microsoft.com/office/word/2010/wordml" xmlns:w15="http://schemas.microsoft.com/office/word/2012/wordml" xmlns:w16cid="http://schemas.microsoft.com/office/word/2016/wordml/cid" xmlns:w16se="http://schemas.microsoft.com/office/word/2015/wordml/symex" xmlns:wpg="http://schemas.microsoft.com/office/word/2010/wordprocessingGroup" xmlns:wpi="http://schemas.microsoft.com/office/word/2010/wordprocessingInk" xmlns:wne="http://schemas.microsoft.com/office/word/2006/wordml" xmlns:wps="http://schemas.microsoft.com/office/word/2010/wordprocessingShape" mc:Ignorable="w14 w15 w16se w16cid wp14">
+<w:hdr xmlns:wpc="http://schemas.microsoft.com/office/word/2010/wordprocessingCanvas" xmlns:mc="http://schemas.openxmlformats.org/markup-compatibility/2006" xmlns:o="urn:schemas-microsoft-com:office:office" xmlns:r="http://schemas.openxmlformats.org/officeDocument/2006/relationships" xmlns:m="http://schemas.openxmlformats.org/officeDocument/2006/math" xmlns:v="urn:schemas-microsoft-com:vml" xmlns:wp14="http://schemas.microsoft.com/office/word/2010/wordprocessingDrawing" xmlns:wp="http://schemas.openxmlformats.org/drawingml/2006/wordprocessingDrawing" xmlns:w10="urn:schemas-microsoft-com:office:word" xmlns:w="http://schemas.openxmlformats.org/wordprocessingml/2006/main" xmlns:w14="http://schemas.microsoft.com/office/word/2010/wordml" xmlns:w15="http://schemas.microsoft.com/office/word/2012/wordml" xmlns:wpg="http://schemas.microsoft.com/office/word/2010/wordprocessingGroup" xmlns:wpi="http://schemas.microsoft.com/office/word/2010/wordprocessingInk" xmlns:wne="http://schemas.microsoft.com/office/word/2006/wordml" xmlns:wps="http://schemas.microsoft.com/office/word/2010/wordprocessingShape" mc:Ignorable="w14 w15 wp14">
   <w:p>
     <w:pPr>
       <w:pStyle w:val="a5"/>
@@ -15373,7 +15131,7 @@
 </file>
 
 <file path=word/header2.xml><?xml version="1.0" encoding="utf-8"?>
-<w:hdr xmlns:wpc="http://schemas.microsoft.com/office/word/2010/wordprocessingCanvas" xmlns:cx="http://schemas.microsoft.com/office/drawing/2014/chartex" xmlns:cx1="http://schemas.microsoft.com/office/drawing/2015/9/8/chartex" xmlns:cx2="http://schemas.microsoft.com/office/drawing/2015/10/21/chartex" xmlns:cx3="http://schemas.microsoft.com/office/drawing/2016/5/9/chartex" xmlns:cx4="http://schemas.microsoft.com/office/drawing/2016/5/10/chartex" xmlns:cx5="http://schemas.microsoft.com/office/drawing/2016/5/11/chartex" xmlns:cx6="http://schemas.microsoft.com/office/drawing/2016/5/12/chartex" xmlns:cx7="http://schemas.microsoft.com/office/drawing/2016/5/13/chartex" xmlns:cx8="http://schemas.microsoft.com/office/drawing/2016/5/14/chartex" xmlns:mc="http://schemas.openxmlformats.org/markup-compatibility/2006" xmlns:aink="http://schemas.microsoft.com/office/drawing/2016/ink" xmlns:am3d="http://schemas.microsoft.com/office/drawing/2017/model3d" xmlns:o="urn:schemas-microsoft-com:office:office" xmlns:r="http://schemas.openxmlformats.org/officeDocument/2006/relationships" xmlns:m="http://schemas.openxmlformats.org/officeDocument/2006/math" xmlns:v="urn:schemas-microsoft-com:vml" xmlns:wp14="http://schemas.microsoft.com/office/word/2010/wordprocessingDrawing" xmlns:wp="http://schemas.openxmlformats.org/drawingml/2006/wordprocessingDrawing" xmlns:w10="urn:schemas-microsoft-com:office:word" xmlns:w="http://schemas.openxmlformats.org/wordprocessingml/2006/main" xmlns:w14="http://schemas.microsoft.com/office/word/2010/wordml" xmlns:w15="http://schemas.microsoft.com/office/word/2012/wordml" xmlns:w16cid="http://schemas.microsoft.com/office/word/2016/wordml/cid" xmlns:w16se="http://schemas.microsoft.com/office/word/2015/wordml/symex" xmlns:wpg="http://schemas.microsoft.com/office/word/2010/wordprocessingGroup" xmlns:wpi="http://schemas.microsoft.com/office/word/2010/wordprocessingInk" xmlns:wne="http://schemas.microsoft.com/office/word/2006/wordml" xmlns:wps="http://schemas.microsoft.com/office/word/2010/wordprocessingShape" mc:Ignorable="w14 w15 w16se w16cid wp14">
+<w:hdr xmlns:wpc="http://schemas.microsoft.com/office/word/2010/wordprocessingCanvas" xmlns:mc="http://schemas.openxmlformats.org/markup-compatibility/2006" xmlns:o="urn:schemas-microsoft-com:office:office" xmlns:r="http://schemas.openxmlformats.org/officeDocument/2006/relationships" xmlns:m="http://schemas.openxmlformats.org/officeDocument/2006/math" xmlns:v="urn:schemas-microsoft-com:vml" xmlns:wp14="http://schemas.microsoft.com/office/word/2010/wordprocessingDrawing" xmlns:wp="http://schemas.openxmlformats.org/drawingml/2006/wordprocessingDrawing" xmlns:w10="urn:schemas-microsoft-com:office:word" xmlns:w="http://schemas.openxmlformats.org/wordprocessingml/2006/main" xmlns:w14="http://schemas.microsoft.com/office/word/2010/wordml" xmlns:w15="http://schemas.microsoft.com/office/word/2012/wordml" xmlns:wpg="http://schemas.microsoft.com/office/word/2010/wordprocessingGroup" xmlns:wpi="http://schemas.microsoft.com/office/word/2010/wordprocessingInk" xmlns:wne="http://schemas.microsoft.com/office/word/2006/wordml" xmlns:wps="http://schemas.microsoft.com/office/word/2010/wordprocessingShape" mc:Ignorable="w14 w15 wp14">
   <w:p>
     <w:pPr>
       <w:pStyle w:val="a5"/>
@@ -15386,8 +15144,8 @@
 </file>
 
 <file path=word/numbering.xml><?xml version="1.0" encoding="utf-8"?>
-<w:numbering xmlns:wpc="http://schemas.microsoft.com/office/word/2010/wordprocessingCanvas" xmlns:cx="http://schemas.microsoft.com/office/drawing/2014/chartex" xmlns:cx1="http://schemas.microsoft.com/office/drawing/2015/9/8/chartex" xmlns:cx2="http://schemas.microsoft.com/office/drawing/2015/10/21/chartex" xmlns:cx3="http://schemas.microsoft.com/office/drawing/2016/5/9/chartex" xmlns:cx4="http://schemas.microsoft.com/office/drawing/2016/5/10/chartex" xmlns:cx5="http://schemas.microsoft.com/office/drawing/2016/5/11/chartex" xmlns:cx6="http://schemas.microsoft.com/office/drawing/2016/5/12/chartex" xmlns:cx7="http://schemas.microsoft.com/office/drawing/2016/5/13/chartex" xmlns:cx8="http://schemas.microsoft.com/office/drawing/2016/5/14/chartex" xmlns:mc="http://schemas.openxmlformats.org/markup-compatibility/2006" xmlns:aink="http://schemas.microsoft.com/office/drawing/2016/ink" xmlns:am3d="http://schemas.microsoft.com/office/drawing/2017/model3d" xmlns:o="urn:schemas-microsoft-com:office:office" xmlns:r="http://schemas.openxmlformats.org/officeDocument/2006/relationships" xmlns:m="http://schemas.openxmlformats.org/officeDocument/2006/math" xmlns:v="urn:schemas-microsoft-com:vml" xmlns:wp14="http://schemas.microsoft.com/office/word/2010/wordprocessingDrawing" xmlns:wp="http://schemas.openxmlformats.org/drawingml/2006/wordprocessingDrawing" xmlns:w10="urn:schemas-microsoft-com:office:word" xmlns:w="http://schemas.openxmlformats.org/wordprocessingml/2006/main" xmlns:w14="http://schemas.microsoft.com/office/word/2010/wordml" xmlns:w15="http://schemas.microsoft.com/office/word/2012/wordml" xmlns:w16cid="http://schemas.microsoft.com/office/word/2016/wordml/cid" xmlns:w16se="http://schemas.microsoft.com/office/word/2015/wordml/symex" xmlns:wpg="http://schemas.microsoft.com/office/word/2010/wordprocessingGroup" xmlns:wpi="http://schemas.microsoft.com/office/word/2010/wordprocessingInk" xmlns:wne="http://schemas.microsoft.com/office/word/2006/wordml" xmlns:wps="http://schemas.microsoft.com/office/word/2010/wordprocessingShape" mc:Ignorable="w14 w15 w16se w16cid wp14">
-  <w:abstractNum w:abstractNumId="0" w15:restartNumberingAfterBreak="0">
+<w:numbering xmlns:wpc="http://schemas.microsoft.com/office/word/2010/wordprocessingCanvas" xmlns:mc="http://schemas.openxmlformats.org/markup-compatibility/2006" xmlns:o="urn:schemas-microsoft-com:office:office" xmlns:r="http://schemas.openxmlformats.org/officeDocument/2006/relationships" xmlns:m="http://schemas.openxmlformats.org/officeDocument/2006/math" xmlns:v="urn:schemas-microsoft-com:vml" xmlns:wp14="http://schemas.microsoft.com/office/word/2010/wordprocessingDrawing" xmlns:wp="http://schemas.openxmlformats.org/drawingml/2006/wordprocessingDrawing" xmlns:w10="urn:schemas-microsoft-com:office:word" xmlns:w="http://schemas.openxmlformats.org/wordprocessingml/2006/main" xmlns:w14="http://schemas.microsoft.com/office/word/2010/wordml" xmlns:w15="http://schemas.microsoft.com/office/word/2012/wordml" xmlns:wpg="http://schemas.microsoft.com/office/word/2010/wordprocessingGroup" xmlns:wpi="http://schemas.microsoft.com/office/word/2010/wordprocessingInk" xmlns:wne="http://schemas.microsoft.com/office/word/2006/wordml" xmlns:wps="http://schemas.microsoft.com/office/word/2010/wordprocessingShape" mc:Ignorable="w14 w15 wp14">
+  <w:abstractNum w:abstractNumId="0">
     <w:nsid w:val="22D32C23"/>
     <w:multiLevelType w:val="singleLevel"/>
     <w:tmpl w:val="D27802CE"/>
@@ -15407,7 +15165,7 @@
       </w:rPr>
     </w:lvl>
   </w:abstractNum>
-  <w:abstractNum w:abstractNumId="1" w15:restartNumberingAfterBreak="0">
+  <w:abstractNum w:abstractNumId="1">
     <w:nsid w:val="7AA7255E"/>
     <w:multiLevelType w:val="hybridMultilevel"/>
     <w:tmpl w:val="8A1A955A"/>
@@ -15530,17 +15288,17 @@
 </file>
 
 <file path=word/styles.xml><?xml version="1.0" encoding="utf-8"?>
-<w:styles xmlns:mc="http://schemas.openxmlformats.org/markup-compatibility/2006" xmlns:r="http://schemas.openxmlformats.org/officeDocument/2006/relationships" xmlns:w="http://schemas.openxmlformats.org/wordprocessingml/2006/main" xmlns:w14="http://schemas.microsoft.com/office/word/2010/wordml" xmlns:w15="http://schemas.microsoft.com/office/word/2012/wordml" xmlns:w16cid="http://schemas.microsoft.com/office/word/2016/wordml/cid" xmlns:w16se="http://schemas.microsoft.com/office/word/2015/wordml/symex" mc:Ignorable="w14 w15 w16se w16cid">
+<w:styles xmlns:mc="http://schemas.openxmlformats.org/markup-compatibility/2006" xmlns:r="http://schemas.openxmlformats.org/officeDocument/2006/relationships" xmlns:w="http://schemas.openxmlformats.org/wordprocessingml/2006/main" xmlns:w14="http://schemas.microsoft.com/office/word/2010/wordml" xmlns:w15="http://schemas.microsoft.com/office/word/2012/wordml" mc:Ignorable="w14 w15">
   <w:docDefaults>
     <w:rPrDefault>
       <w:rPr>
         <w:rFonts w:ascii="Times New Roman" w:eastAsia="Times New Roman" w:hAnsi="Times New Roman" w:cs="Times New Roman"/>
-        <w:lang w:val="ru-UA" w:eastAsia="ru-UA" w:bidi="ar-SA"/>
+        <w:lang w:val="aa-ET" w:eastAsia="aa-ET" w:bidi="ar-SA"/>
       </w:rPr>
     </w:rPrDefault>
     <w:pPrDefault/>
   </w:docDefaults>
-  <w:latentStyles w:defLockedState="0" w:defUIPriority="0" w:defSemiHidden="0" w:defUnhideWhenUsed="0" w:defQFormat="0" w:count="375">
+  <w:latentStyles w:defLockedState="0" w:defUIPriority="0" w:defSemiHidden="0" w:defUnhideWhenUsed="0" w:defQFormat="0" w:count="371">
     <w:lsdException w:name="Normal" w:qFormat="1"/>
     <w:lsdException w:name="heading 1" w:qFormat="1"/>
     <w:lsdException w:name="heading 2" w:qFormat="1"/>
@@ -15816,10 +15574,6 @@
     <w:lsdException w:name="List Table 5 Dark Accent 6" w:uiPriority="50"/>
     <w:lsdException w:name="List Table 6 Colorful Accent 6" w:uiPriority="51"/>
     <w:lsdException w:name="List Table 7 Colorful Accent 6" w:uiPriority="52"/>
-    <w:lsdException w:name="Mention" w:semiHidden="1" w:uiPriority="99" w:unhideWhenUsed="1"/>
-    <w:lsdException w:name="Smart Hyperlink" w:semiHidden="1" w:uiPriority="99" w:unhideWhenUsed="1"/>
-    <w:lsdException w:name="Hashtag" w:semiHidden="1" w:uiPriority="99" w:unhideWhenUsed="1"/>
-    <w:lsdException w:name="Unresolved Mention" w:semiHidden="1" w:uiPriority="99" w:unhideWhenUsed="1"/>
   </w:latentStyles>
   <w:style w:type="paragraph" w:default="1" w:styleId="a">
     <w:name w:val="Normal"/>
@@ -15953,8 +15707,8 @@
       </w:tabs>
     </w:pPr>
   </w:style>
-  <w:style w:type="paragraph" w:customStyle="1" w:styleId="a7">
-    <w:name w:val="Название"/>
+  <w:style w:type="paragraph" w:customStyle="1" w:styleId="10">
+    <w:name w:val="Название1"/>
     <w:basedOn w:val="a"/>
     <w:qFormat/>
     <w:rsid w:val="00396C58"/>
@@ -15965,7 +15719,7 @@
       <w:lang w:val="uk-UA"/>
     </w:rPr>
   </w:style>
-  <w:style w:type="paragraph" w:styleId="a8">
+  <w:style w:type="paragraph" w:styleId="a7">
     <w:name w:val="Subtitle"/>
     <w:basedOn w:val="a"/>
     <w:qFormat/>
@@ -15980,7 +15734,7 @@
       <w:lang w:val="uk-UA"/>
     </w:rPr>
   </w:style>
-  <w:style w:type="character" w:styleId="a9">
+  <w:style w:type="character" w:styleId="a8">
     <w:name w:val="Hyperlink"/>
     <w:rsid w:val="00396C58"/>
     <w:rPr>
@@ -15988,7 +15742,7 @@
       <w:u w:val="single"/>
     </w:rPr>
   </w:style>
-  <w:style w:type="paragraph" w:styleId="aa">
+  <w:style w:type="paragraph" w:styleId="a9">
     <w:name w:val="Balloon Text"/>
     <w:basedOn w:val="a"/>
     <w:semiHidden/>
@@ -15999,7 +15753,7 @@
       <w:szCs w:val="16"/>
     </w:rPr>
   </w:style>
-  <w:style w:type="character" w:styleId="ab">
+  <w:style w:type="character" w:styleId="aa">
     <w:name w:val="page number"/>
     <w:basedOn w:val="a0"/>
     <w:rsid w:val="000C30F8"/>
@@ -16036,7 +15790,7 @@
       <w:lang w:val="en-US" w:eastAsia="en-US"/>
     </w:rPr>
   </w:style>
-  <w:style w:type="table" w:styleId="ac">
+  <w:style w:type="table" w:styleId="ab">
     <w:name w:val="Table Grid"/>
     <w:basedOn w:val="a1"/>
     <w:uiPriority w:val="59"/>
@@ -16046,6 +15800,7 @@
       <w:autoSpaceDN w:val="0"/>
     </w:pPr>
     <w:tblPr>
+      <w:tblInd w:w="0" w:type="dxa"/>
       <w:tblBorders>
         <w:top w:val="single" w:sz="4" w:space="0" w:color="auto"/>
         <w:left w:val="single" w:sz="4" w:space="0" w:color="auto"/>
@@ -16054,6 +15809,12 @@
         <w:insideH w:val="single" w:sz="4" w:space="0" w:color="auto"/>
         <w:insideV w:val="single" w:sz="4" w:space="0" w:color="auto"/>
       </w:tblBorders>
+      <w:tblCellMar>
+        <w:top w:w="0" w:type="dxa"/>
+        <w:left w:w="108" w:type="dxa"/>
+        <w:bottom w:w="0" w:type="dxa"/>
+        <w:right w:w="108" w:type="dxa"/>
+      </w:tblCellMar>
     </w:tblPr>
   </w:style>
   <w:style w:type="character" w:customStyle="1" w:styleId="a4">
@@ -16086,7 +15847,7 @@
       <w:lang w:eastAsia="ar-SA"/>
     </w:rPr>
   </w:style>
-  <w:style w:type="character" w:styleId="ad">
+  <w:style w:type="character" w:styleId="ac">
     <w:name w:val="Placeholder Text"/>
     <w:basedOn w:val="a0"/>
     <w:uiPriority w:val="99"/>
@@ -16100,7 +15861,7 @@
 </file>
 
 <file path=word/glossary/document.xml><?xml version="1.0" encoding="utf-8"?>
-<w:glossaryDocument xmlns:wpc="http://schemas.microsoft.com/office/word/2010/wordprocessingCanvas" xmlns:cx="http://schemas.microsoft.com/office/drawing/2014/chartex" xmlns:cx1="http://schemas.microsoft.com/office/drawing/2015/9/8/chartex" xmlns:cx2="http://schemas.microsoft.com/office/drawing/2015/10/21/chartex" xmlns:cx3="http://schemas.microsoft.com/office/drawing/2016/5/9/chartex" xmlns:cx4="http://schemas.microsoft.com/office/drawing/2016/5/10/chartex" xmlns:cx5="http://schemas.microsoft.com/office/drawing/2016/5/11/chartex" xmlns:cx6="http://schemas.microsoft.com/office/drawing/2016/5/12/chartex" xmlns:cx7="http://schemas.microsoft.com/office/drawing/2016/5/13/chartex" xmlns:cx8="http://schemas.microsoft.com/office/drawing/2016/5/14/chartex" xmlns:mc="http://schemas.openxmlformats.org/markup-compatibility/2006" xmlns:aink="http://schemas.microsoft.com/office/drawing/2016/ink" xmlns:am3d="http://schemas.microsoft.com/office/drawing/2017/model3d" xmlns:o="urn:schemas-microsoft-com:office:office" xmlns:r="http://schemas.openxmlformats.org/officeDocument/2006/relationships" xmlns:m="http://schemas.openxmlformats.org/officeDocument/2006/math" xmlns:v="urn:schemas-microsoft-com:vml" xmlns:wp14="http://schemas.microsoft.com/office/word/2010/wordprocessingDrawing" xmlns:wp="http://schemas.openxmlformats.org/drawingml/2006/wordprocessingDrawing" xmlns:w10="urn:schemas-microsoft-com:office:word" xmlns:w="http://schemas.openxmlformats.org/wordprocessingml/2006/main" xmlns:w14="http://schemas.microsoft.com/office/word/2010/wordml" xmlns:w15="http://schemas.microsoft.com/office/word/2012/wordml" xmlns:w16cid="http://schemas.microsoft.com/office/word/2016/wordml/cid" xmlns:w16se="http://schemas.microsoft.com/office/word/2015/wordml/symex" xmlns:wpg="http://schemas.microsoft.com/office/word/2010/wordprocessingGroup" xmlns:wpi="http://schemas.microsoft.com/office/word/2010/wordprocessingInk" xmlns:wne="http://schemas.microsoft.com/office/word/2006/wordml" xmlns:wps="http://schemas.microsoft.com/office/word/2010/wordprocessingShape" mc:Ignorable="w14 w15 w16se w16cid wp14">
+<w:glossaryDocument xmlns:wpc="http://schemas.microsoft.com/office/word/2010/wordprocessingCanvas" xmlns:mc="http://schemas.openxmlformats.org/markup-compatibility/2006" xmlns:o="urn:schemas-microsoft-com:office:office" xmlns:r="http://schemas.openxmlformats.org/officeDocument/2006/relationships" xmlns:m="http://schemas.openxmlformats.org/officeDocument/2006/math" xmlns:v="urn:schemas-microsoft-com:vml" xmlns:wp14="http://schemas.microsoft.com/office/word/2010/wordprocessingDrawing" xmlns:wp="http://schemas.openxmlformats.org/drawingml/2006/wordprocessingDrawing" xmlns:w10="urn:schemas-microsoft-com:office:word" xmlns:w="http://schemas.openxmlformats.org/wordprocessingml/2006/main" xmlns:w14="http://schemas.microsoft.com/office/word/2010/wordml" xmlns:w15="http://schemas.microsoft.com/office/word/2012/wordml" xmlns:wpg="http://schemas.microsoft.com/office/word/2010/wordprocessingGroup" xmlns:wpi="http://schemas.microsoft.com/office/word/2010/wordprocessingInk" xmlns:wne="http://schemas.microsoft.com/office/word/2006/wordml" xmlns:wps="http://schemas.microsoft.com/office/word/2010/wordprocessingShape" mc:Ignorable="w14 w15 wp14">
   <w:docParts>
     <w:docPart>
       <w:docPartPr>
@@ -16902,7 +16663,7 @@
 </file>
 
 <file path=word/glossary/fontTable.xml><?xml version="1.0" encoding="utf-8"?>
-<w:fonts xmlns:mc="http://schemas.openxmlformats.org/markup-compatibility/2006" xmlns:r="http://schemas.openxmlformats.org/officeDocument/2006/relationships" xmlns:w="http://schemas.openxmlformats.org/wordprocessingml/2006/main" xmlns:w14="http://schemas.microsoft.com/office/word/2010/wordml" xmlns:w15="http://schemas.microsoft.com/office/word/2012/wordml" xmlns:w16cid="http://schemas.microsoft.com/office/word/2016/wordml/cid" xmlns:w16se="http://schemas.microsoft.com/office/word/2015/wordml/symex" mc:Ignorable="w14 w15 w16se w16cid">
+<w:fonts xmlns:mc="http://schemas.openxmlformats.org/markup-compatibility/2006" xmlns:r="http://schemas.openxmlformats.org/officeDocument/2006/relationships" xmlns:w="http://schemas.openxmlformats.org/wordprocessingml/2006/main" xmlns:w14="http://schemas.microsoft.com/office/word/2010/wordml" xmlns:w15="http://schemas.microsoft.com/office/word/2012/wordml" mc:Ignorable="w14 w15">
   <w:font w:name="Times New Roman">
     <w:panose1 w:val="02020603050405020304"/>
     <w:charset w:val="CC"/>
@@ -16914,9 +16675,10 @@
     <w:altName w:val="ＭＳ 明朝"/>
     <w:panose1 w:val="02020609040205080304"/>
     <w:charset w:val="80"/>
-    <w:family w:val="modern"/>
+    <w:family w:val="roman"/>
+    <w:notTrueType/>
     <w:pitch w:val="fixed"/>
-    <w:sig w:usb0="E00002FF" w:usb1="6AC7FDFB" w:usb2="08000012" w:usb3="00000000" w:csb0="0002009F" w:csb1="00000000"/>
+    <w:sig w:usb0="00000001" w:usb1="08070000" w:usb2="00000010" w:usb3="00000000" w:csb0="00020000" w:csb1="00000000"/>
   </w:font>
   <w:font w:name="Tahoma">
     <w:panose1 w:val="020B0604030504040204"/>
@@ -16937,7 +16699,7 @@
     <w:charset w:val="CC"/>
     <w:family w:val="swiss"/>
     <w:pitch w:val="variable"/>
-    <w:sig w:usb0="E0002EFF" w:usb1="C000247B" w:usb2="00000009" w:usb3="00000000" w:csb0="000001FF" w:csb1="00000000"/>
+    <w:sig w:usb0="E0002AFF" w:usb1="C000247B" w:usb2="00000009" w:usb3="00000000" w:csb0="000001FF" w:csb1="00000000"/>
   </w:font>
   <w:font w:name="Times New Roman CYR">
     <w:panose1 w:val="02020603050405020304"/>
@@ -16951,7 +16713,7 @@
     <w:charset w:val="CC"/>
     <w:family w:val="swiss"/>
     <w:pitch w:val="variable"/>
-    <w:sig w:usb0="E0002EFF" w:usb1="C000785B" w:usb2="00000009" w:usb3="00000000" w:csb0="000001FF" w:csb1="00000000"/>
+    <w:sig w:usb0="E0002EFF" w:usb1="C0007843" w:usb2="00000009" w:usb3="00000000" w:csb0="000001FF" w:csb1="00000000"/>
   </w:font>
   <w:font w:name="Arial Narrow">
     <w:panose1 w:val="020B0606020202030204"/>
@@ -16971,9 +16733,10 @@
 </file>
 
 <file path=word/glossary/settings.xml><?xml version="1.0" encoding="utf-8"?>
-<w:settings xmlns:mc="http://schemas.openxmlformats.org/markup-compatibility/2006" xmlns:o="urn:schemas-microsoft-com:office:office" xmlns:r="http://schemas.openxmlformats.org/officeDocument/2006/relationships" xmlns:m="http://schemas.openxmlformats.org/officeDocument/2006/math" xmlns:v="urn:schemas-microsoft-com:vml" xmlns:w10="urn:schemas-microsoft-com:office:word" xmlns:w="http://schemas.openxmlformats.org/wordprocessingml/2006/main" xmlns:w14="http://schemas.microsoft.com/office/word/2010/wordml" xmlns:w15="http://schemas.microsoft.com/office/word/2012/wordml" xmlns:w16cid="http://schemas.microsoft.com/office/word/2016/wordml/cid" xmlns:w16se="http://schemas.microsoft.com/office/word/2015/wordml/symex" xmlns:sl="http://schemas.openxmlformats.org/schemaLibrary/2006/main" mc:Ignorable="w14 w15 w16se w16cid">
+<w:settings xmlns:mc="http://schemas.openxmlformats.org/markup-compatibility/2006" xmlns:o="urn:schemas-microsoft-com:office:office" xmlns:r="http://schemas.openxmlformats.org/officeDocument/2006/relationships" xmlns:m="http://schemas.openxmlformats.org/officeDocument/2006/math" xmlns:v="urn:schemas-microsoft-com:vml" xmlns:w10="urn:schemas-microsoft-com:office:word" xmlns:w="http://schemas.openxmlformats.org/wordprocessingml/2006/main" xmlns:w14="http://schemas.microsoft.com/office/word/2010/wordml" xmlns:w15="http://schemas.microsoft.com/office/word/2012/wordml" xmlns:sl="http://schemas.openxmlformats.org/schemaLibrary/2006/main" mc:Ignorable="w14 w15">
   <w:view w:val="normal"/>
   <w:defaultTabStop w:val="720"/>
+  <w:hyphenationZone w:val="425"/>
   <w:characterSpacingControl w:val="doNotCompress"/>
   <w:compat>
     <w:useFELayout/>
@@ -16982,7 +16745,6 @@
     <w:compatSetting w:name="enableOpenTypeFeatures" w:uri="http://schemas.microsoft.com/office/word" w:val="1"/>
     <w:compatSetting w:name="doNotFlipMirrorIndents" w:uri="http://schemas.microsoft.com/office/word" w:val="1"/>
     <w:compatSetting w:name="differentiateMultirowTableHeaders" w:uri="http://schemas.microsoft.com/office/word" w:val="1"/>
-    <w:compatSetting w:name="useWord2013TrackBottomHyphenation" w:uri="http://schemas.microsoft.com/office/word" w:val="0"/>
   </w:compat>
   <w:rsids>
     <w:rsidRoot w:val="004F26B1"/>
@@ -16993,6 +16755,8 @@
     <w:rsid w:val="00AE69D1"/>
     <w:rsid w:val="00C7010E"/>
     <w:rsid w:val="00CF2C78"/>
+    <w:rsid w:val="00D6458F"/>
+    <w:rsid w:val="00DF1008"/>
   </w:rsids>
   <m:mathPr>
     <m:mathFont m:val="Cambria Math"/>
@@ -17007,7 +16771,7 @@
     <m:intLim m:val="subSup"/>
     <m:naryLim m:val="undOvr"/>
   </m:mathPr>
-  <w:themeFontLang w:val="ru-UA"/>
+  <w:themeFontLang/>
   <w:clrSchemeMapping w:bg1="light1" w:t1="dark1" w:bg2="light2" w:t2="dark2" w:accent1="accent1" w:accent2="accent2" w:accent3="accent3" w:accent4="accent4" w:accent5="accent5" w:accent6="accent6" w:hyperlink="hyperlink" w:followedHyperlink="followedHyperlink"/>
   <w:decimalSymbol w:val=","/>
   <w:listSeparator w:val=";"/>
@@ -17016,14 +16780,14 @@
 </file>
 
 <file path=word/glossary/styles.xml><?xml version="1.0" encoding="utf-8"?>
-<w:styles xmlns:mc="http://schemas.openxmlformats.org/markup-compatibility/2006" xmlns:r="http://schemas.openxmlformats.org/officeDocument/2006/relationships" xmlns:w="http://schemas.openxmlformats.org/wordprocessingml/2006/main" xmlns:w14="http://schemas.microsoft.com/office/word/2010/wordml" xmlns:w15="http://schemas.microsoft.com/office/word/2012/wordml" xmlns:w16cid="http://schemas.microsoft.com/office/word/2016/wordml/cid" xmlns:w16se="http://schemas.microsoft.com/office/word/2015/wordml/symex" mc:Ignorable="w14 w15 w16se w16cid">
+<w:styles xmlns:mc="http://schemas.openxmlformats.org/markup-compatibility/2006" xmlns:r="http://schemas.openxmlformats.org/officeDocument/2006/relationships" xmlns:w="http://schemas.openxmlformats.org/wordprocessingml/2006/main" xmlns:w14="http://schemas.microsoft.com/office/word/2010/wordml" xmlns:w15="http://schemas.microsoft.com/office/word/2012/wordml" mc:Ignorable="w14 w15">
   <w:docDefaults>
     <w:rPrDefault>
       <w:rPr>
         <w:rFonts w:asciiTheme="minorHAnsi" w:eastAsiaTheme="minorEastAsia" w:hAnsiTheme="minorHAnsi" w:cstheme="minorBidi"/>
         <w:sz w:val="22"/>
         <w:szCs w:val="22"/>
-        <w:lang w:val="ru-UA" w:eastAsia="ru-UA" w:bidi="ar-SA"/>
+        <w:lang w:val="aa-ET" w:eastAsia="aa-ET" w:bidi="ar-SA"/>
       </w:rPr>
     </w:rPrDefault>
     <w:pPrDefault>
@@ -17032,7 +16796,7 @@
       </w:pPr>
     </w:pPrDefault>
   </w:docDefaults>
-  <w:latentStyles w:defLockedState="0" w:defUIPriority="99" w:defSemiHidden="0" w:defUnhideWhenUsed="0" w:defQFormat="0" w:count="375">
+  <w:latentStyles w:defLockedState="0" w:defUIPriority="99" w:defSemiHidden="0" w:defUnhideWhenUsed="0" w:defQFormat="0" w:count="371">
     <w:lsdException w:name="Normal" w:uiPriority="0" w:qFormat="1"/>
     <w:lsdException w:name="heading 1" w:uiPriority="9" w:qFormat="1"/>
     <w:lsdException w:name="heading 2" w:semiHidden="1" w:uiPriority="9" w:unhideWhenUsed="1" w:qFormat="1"/>
@@ -17404,10 +17168,6 @@
     <w:lsdException w:name="List Table 5 Dark Accent 6" w:uiPriority="50"/>
     <w:lsdException w:name="List Table 6 Colorful Accent 6" w:uiPriority="51"/>
     <w:lsdException w:name="List Table 7 Colorful Accent 6" w:uiPriority="52"/>
-    <w:lsdException w:name="Mention" w:semiHidden="1" w:unhideWhenUsed="1"/>
-    <w:lsdException w:name="Smart Hyperlink" w:semiHidden="1" w:unhideWhenUsed="1"/>
-    <w:lsdException w:name="Hashtag" w:semiHidden="1" w:unhideWhenUsed="1"/>
-    <w:lsdException w:name="Unresolved Mention" w:semiHidden="1" w:unhideWhenUsed="1"/>
   </w:latentStyles>
   <w:style w:type="paragraph" w:default="1" w:styleId="a">
     <w:name w:val="Normal"/>
@@ -17602,7 +17362,7 @@
 </file>
 
 <file path=word/glossary/webSettings.xml><?xml version="1.0" encoding="utf-8"?>
-<w:webSettings xmlns:mc="http://schemas.openxmlformats.org/markup-compatibility/2006" xmlns:r="http://schemas.openxmlformats.org/officeDocument/2006/relationships" xmlns:w="http://schemas.openxmlformats.org/wordprocessingml/2006/main" xmlns:w14="http://schemas.microsoft.com/office/word/2010/wordml" xmlns:w15="http://schemas.microsoft.com/office/word/2012/wordml" xmlns:w16cid="http://schemas.microsoft.com/office/word/2016/wordml/cid" xmlns:w16se="http://schemas.microsoft.com/office/word/2015/wordml/symex" mc:Ignorable="w14 w15 w16se w16cid">
+<w:webSettings xmlns:mc="http://schemas.openxmlformats.org/markup-compatibility/2006" xmlns:r="http://schemas.openxmlformats.org/officeDocument/2006/relationships" xmlns:w="http://schemas.openxmlformats.org/wordprocessingml/2006/main" xmlns:w14="http://schemas.microsoft.com/office/word/2010/wordml" xmlns:w15="http://schemas.microsoft.com/office/word/2012/wordml" mc:Ignorable="w14 w15">
   <w:optimizeForBrowser/>
   <w:allowPNG/>
 </w:webSettings>
@@ -17908,7 +17668,7 @@
 </file>
 
 <file path=customXml/itemProps1.xml><?xml version="1.0" encoding="utf-8"?>
-<ds:datastoreItem xmlns:ds="http://schemas.openxmlformats.org/officeDocument/2006/customXml" ds:itemID="{1869B3E6-108F-4173-93FF-9C6DDC3D2A4C}">
+<ds:datastoreItem xmlns:ds="http://schemas.openxmlformats.org/officeDocument/2006/customXml" ds:itemID="{B26D6F86-B4BE-4D0A-B156-9E7B4E444EDD}">
   <ds:schemaRefs>
     <ds:schemaRef ds:uri="http://schemas.openxmlformats.org/officeDocument/2006/bibliography"/>
   </ds:schemaRefs>
